--- a/public/documentos/INT-04-bitacora-de-involucramiento-y-reglas-basicas.docx
+++ b/public/documentos/INT-04-bitacora-de-involucramiento-y-reglas-basicas.docx
@@ -52,7 +52,7 @@
                 <w:noProof/>
               </w:rPr>
               <w:drawing>
-                <wp:inline distT="0" distB="0" distL="0" distR="0" wp14:anchorId="31A3FCB7" wp14:editId="7B22D623">
+                <wp:inline distT="0" distB="0" distL="0" distR="0" wp14:anchorId="0B007A07" wp14:editId="2C561F0F">
                   <wp:extent cx="990600" cy="990600"/>
                   <wp:effectExtent l="0" t="0" r="0" b="0"/>
                   <wp:docPr id="1" name="Imagen 1"/>
@@ -171,10 +171,10 @@
                 <w:noProof/>
               </w:rPr>
               <w:drawing>
-                <wp:inline distT="0" distB="0" distL="0" distR="0" wp14:anchorId="027DFEDF" wp14:editId="36A751C2">
+                <wp:inline distT="0" distB="0" distL="0" distR="0" wp14:anchorId="7EF244FB" wp14:editId="2F4D5CC7">
                   <wp:extent cx="800100" cy="800100"/>
                   <wp:effectExtent l="0" t="0" r="0" b="0"/>
-                  <wp:docPr id="754706447" name="Imagen 754706447"/>
+                  <wp:docPr id="686141595" name="Imagen 686141595"/>
                   <wp:cNvGraphicFramePr>
                     <a:graphicFrameLocks xmlns:a="http://schemas.openxmlformats.org/drawingml/2006/main" noChangeAspect="1"/>
                   </wp:cNvGraphicFramePr>
@@ -2585,7 +2585,7 @@
     <w:sdt>
       <w:sdtPr>
         <w:alias w:val="Contenido"/>
-        <w:id w:val="905104957"/>
+        <w:id w:val="438963272"/>
       </w:sdtPr>
       <w:sdtEndPr/>
       <w:sdtContent>
@@ -2611,7 +2611,7 @@
           <w:r>
             <w:fldChar w:fldCharType="separate"/>
           </w:r>
-          <w:hyperlink w:anchor="_Toc242536750" w:history="1">
+          <w:hyperlink w:anchor="_Toc242538736" w:history="1">
             <w:r>
               <w:rPr>
                 <w:rStyle w:val="Hipervnculo"/>
@@ -2635,7 +2635,7 @@
               <w:rPr>
                 <w:noProof/>
               </w:rPr>
-              <w:instrText xml:space="preserve"> PAGEREF _Toc242536750 \h </w:instrText>
+              <w:instrText xml:space="preserve"> PAGEREF _Toc242538736 \h </w:instrText>
             </w:r>
             <w:r>
               <w:rPr>
@@ -2675,7 +2675,7 @@
               <w14:ligatures w14:val="standardContextual"/>
             </w:rPr>
           </w:pPr>
-          <w:hyperlink w:anchor="_Toc242536751" w:history="1">
+          <w:hyperlink w:anchor="_Toc242538737" w:history="1">
             <w:r>
               <w:rPr>
                 <w:rStyle w:val="Hipervnculo"/>
@@ -2699,7 +2699,7 @@
               <w:rPr>
                 <w:noProof/>
               </w:rPr>
-              <w:instrText xml:space="preserve"> PAGEREF _Toc242536751 \h </w:instrText>
+              <w:instrText xml:space="preserve"> PAGEREF _Toc242538737 \h </w:instrText>
             </w:r>
             <w:r>
               <w:rPr>
@@ -2739,7 +2739,7 @@
               <w14:ligatures w14:val="standardContextual"/>
             </w:rPr>
           </w:pPr>
-          <w:hyperlink w:anchor="_Toc242536752" w:history="1">
+          <w:hyperlink w:anchor="_Toc242538738" w:history="1">
             <w:r>
               <w:rPr>
                 <w:rStyle w:val="Hipervnculo"/>
@@ -2763,7 +2763,7 @@
               <w:rPr>
                 <w:noProof/>
               </w:rPr>
-              <w:instrText xml:space="preserve"> PAGEREF _Toc242536752 \h </w:instrText>
+              <w:instrText xml:space="preserve"> PAGEREF _Toc242538738 \h </w:instrText>
             </w:r>
             <w:r>
               <w:rPr>
@@ -2803,7 +2803,7 @@
               <w14:ligatures w14:val="standardContextual"/>
             </w:rPr>
           </w:pPr>
-          <w:hyperlink w:anchor="_Toc242536753" w:history="1">
+          <w:hyperlink w:anchor="_Toc242538739" w:history="1">
             <w:r>
               <w:rPr>
                 <w:rStyle w:val="Hipervnculo"/>
@@ -2827,7 +2827,7 @@
               <w:rPr>
                 <w:noProof/>
               </w:rPr>
-              <w:instrText xml:space="preserve"> PAGEREF _Toc242536753 \h </w:instrText>
+              <w:instrText xml:space="preserve"> PAGEREF _Toc242538739 \h </w:instrText>
             </w:r>
             <w:r>
               <w:rPr>
@@ -2877,7 +2877,7 @@
       <w:pPr>
         <w:pStyle w:val="Ttulo1"/>
       </w:pPr>
-      <w:bookmarkStart w:id="0" w:name="_Toc242536750"/>
+      <w:bookmarkStart w:id="0" w:name="_Toc242538736"/>
       <w:r>
         <w:lastRenderedPageBreak/>
         <w:t>1. Reglas básicas</w:t>
@@ -2995,7 +2995,7 @@
       <w:pPr>
         <w:pStyle w:val="Ttulo1"/>
       </w:pPr>
-      <w:bookmarkStart w:id="1" w:name="_Toc242536751"/>
+      <w:bookmarkStart w:id="1" w:name="_Toc242538737"/>
       <w:r>
         <w:t>2. Actividades realizadas</w:t>
       </w:r>
@@ -4371,7 +4371,7 @@
       <w:pPr>
         <w:pStyle w:val="Ttulo1"/>
       </w:pPr>
-      <w:bookmarkStart w:id="2" w:name="_Toc242536752"/>
+      <w:bookmarkStart w:id="2" w:name="_Toc242538738"/>
       <w:r>
         <w:lastRenderedPageBreak/>
         <w:t>3. Asuntos surgidos del trato con los interesados</w:t>
@@ -5098,7 +5098,7 @@
       <w:pPr>
         <w:pStyle w:val="Ttulo1"/>
       </w:pPr>
-      <w:bookmarkStart w:id="3" w:name="_Toc242536753"/>
+      <w:bookmarkStart w:id="3" w:name="_Toc242538739"/>
       <w:r>
         <w:t>4. Próximas actividades</w:t>
       </w:r>
@@ -6553,64 +6553,64 @@
 <file path=word/numbering.xml><?xml version="1.0" encoding="utf-8"?>
 <w:numbering xmlns:wpc="http://schemas.microsoft.com/office/word/2010/wordprocessingCanvas" xmlns:cx="http://schemas.microsoft.com/office/drawing/2014/chartex" xmlns:cx1="http://schemas.microsoft.com/office/drawing/2015/9/8/chartex" xmlns:cx2="http://schemas.microsoft.com/office/drawing/2015/10/21/chartex" xmlns:cx3="http://schemas.microsoft.com/office/drawing/2016/5/9/chartex" xmlns:cx4="http://schemas.microsoft.com/office/drawing/2016/5/10/chartex" xmlns:cx5="http://schemas.microsoft.com/office/drawing/2016/5/11/chartex" xmlns:cx6="http://schemas.microsoft.com/office/drawing/2016/5/12/chartex" xmlns:cx7="http://schemas.microsoft.com/office/drawing/2016/5/13/chartex" xmlns:cx8="http://schemas.microsoft.com/office/drawing/2016/5/14/chartex" xmlns:mc="http://schemas.openxmlformats.org/markup-compatibility/2006" xmlns:aink="http://schemas.microsoft.com/office/drawing/2016/ink" xmlns:am3d="http://schemas.microsoft.com/office/drawing/2017/model3d" xmlns:o="urn:schemas-microsoft-com:office:office" xmlns:oel="http://schemas.microsoft.com/office/2019/extlst" xmlns:r="http://schemas.openxmlformats.org/officeDocument/2006/relationships" xmlns:m="http://schemas.openxmlformats.org/officeDocument/2006/math" xmlns:v="urn:schemas-microsoft-com:vml" xmlns:wp14="http://schemas.microsoft.com/office/word/2010/wordprocessingDrawing" xmlns:wp="http://schemas.openxmlformats.org/drawingml/2006/wordprocessingDrawing" xmlns:w10="urn:schemas-microsoft-com:office:word" xmlns:w="http://schemas.openxmlformats.org/wordprocessingml/2006/main" xmlns:w14="http://schemas.microsoft.com/office/word/2010/wordml" xmlns:w15="http://schemas.microsoft.com/office/word/2012/wordml" xmlns:w16cex="http://schemas.microsoft.com/office/word/2018/wordml/cex" xmlns:w16cid="http://schemas.microsoft.com/office/word/2016/wordml/cid" xmlns:w16="http://schemas.microsoft.com/office/word/2018/wordml" xmlns:w16du="http://schemas.microsoft.com/office/word/2023/wordml/word16du" xmlns:w16sdtdh="http://schemas.microsoft.com/office/word/2020/wordml/sdtdatahash" xmlns:w16sdtfl="http://schemas.microsoft.com/office/word/2024/wordml/sdtformatlock" xmlns:w16se="http://schemas.microsoft.com/office/word/2015/wordml/symex" xmlns:wpg="http://schemas.microsoft.com/office/word/2010/wordprocessingGroup" xmlns:wpi="http://schemas.microsoft.com/office/word/2010/wordprocessingInk" xmlns:wne="http://schemas.microsoft.com/office/word/2006/wordml" xmlns:wps="http://schemas.microsoft.com/office/word/2010/wordprocessingShape" mc:Ignorable="w14 w15 w16se w16cid w16 w16cex w16sdtdh w16sdtfl w16du wp14">
   <w:abstractNum w:abstractNumId="0" w15:restartNumberingAfterBreak="0">
-    <w:nsid w:val="04833776"/>
+    <w:nsid w:val="29A425D2"/>
     <w:multiLevelType w:val="hybridMultilevel"/>
-    <w:tmpl w:val="AFE0DA88"/>
-    <w:lvl w:ilvl="0" w:tplc="1526A572">
+    <w:tmpl w:val="5F44164A"/>
+    <w:lvl w:ilvl="0" w:tplc="6A2207AC">
       <w:start w:val="1"/>
-      <w:numFmt w:val="bullet"/>
-      <w:lvlText w:val="•"/>
+      <w:numFmt w:val="decimal"/>
+      <w:lvlText w:val="%1."/>
       <w:lvlJc w:val="left"/>
       <w:pPr>
-        <w:ind w:left="560" w:hanging="280"/>
+        <w:ind w:left="560" w:hanging="340"/>
       </w:pPr>
     </w:lvl>
-    <w:lvl w:ilvl="1" w:tplc="76C03920">
+    <w:lvl w:ilvl="1" w:tplc="B3DE00DA">
       <w:numFmt w:val="decimal"/>
       <w:lvlText w:val=""/>
       <w:lvlJc w:val="left"/>
     </w:lvl>
-    <w:lvl w:ilvl="2" w:tplc="DF0A0116">
+    <w:lvl w:ilvl="2" w:tplc="F93E40E8">
       <w:numFmt w:val="decimal"/>
       <w:lvlText w:val=""/>
       <w:lvlJc w:val="left"/>
     </w:lvl>
-    <w:lvl w:ilvl="3" w:tplc="F04E78E2">
+    <w:lvl w:ilvl="3" w:tplc="869C9B40">
       <w:numFmt w:val="decimal"/>
       <w:lvlText w:val=""/>
       <w:lvlJc w:val="left"/>
     </w:lvl>
-    <w:lvl w:ilvl="4" w:tplc="FB42A802">
+    <w:lvl w:ilvl="4" w:tplc="5FF46A56">
       <w:numFmt w:val="decimal"/>
       <w:lvlText w:val=""/>
       <w:lvlJc w:val="left"/>
     </w:lvl>
-    <w:lvl w:ilvl="5" w:tplc="07EE86CE">
+    <w:lvl w:ilvl="5" w:tplc="024ECC1A">
       <w:numFmt w:val="decimal"/>
       <w:lvlText w:val=""/>
       <w:lvlJc w:val="left"/>
     </w:lvl>
-    <w:lvl w:ilvl="6" w:tplc="F3CC896A">
+    <w:lvl w:ilvl="6" w:tplc="835CF228">
       <w:numFmt w:val="decimal"/>
       <w:lvlText w:val=""/>
       <w:lvlJc w:val="left"/>
     </w:lvl>
-    <w:lvl w:ilvl="7" w:tplc="3CAABB96">
+    <w:lvl w:ilvl="7" w:tplc="949821FE">
       <w:numFmt w:val="decimal"/>
       <w:lvlText w:val=""/>
       <w:lvlJc w:val="left"/>
     </w:lvl>
-    <w:lvl w:ilvl="8" w:tplc="123A81B0">
+    <w:lvl w:ilvl="8" w:tplc="7DB6253C">
       <w:numFmt w:val="decimal"/>
       <w:lvlText w:val=""/>
       <w:lvlJc w:val="left"/>
     </w:lvl>
   </w:abstractNum>
   <w:abstractNum w:abstractNumId="1" w15:restartNumberingAfterBreak="0">
-    <w:nsid w:val="0BD76474"/>
+    <w:nsid w:val="53A51916"/>
     <w:multiLevelType w:val="hybridMultilevel"/>
-    <w:tmpl w:val="E35AAD4C"/>
-    <w:lvl w:ilvl="0" w:tplc="E7E4DD94">
+    <w:tmpl w:val="1C2C4D8C"/>
+    <w:lvl w:ilvl="0" w:tplc="4F644278">
       <w:start w:val="1"/>
       <w:numFmt w:val="bullet"/>
       <w:lvlText w:val="●"/>
@@ -6619,7 +6619,7 @@
         <w:ind w:left="720" w:hanging="360"/>
       </w:pPr>
     </w:lvl>
-    <w:lvl w:ilvl="1" w:tplc="03C28A02">
+    <w:lvl w:ilvl="1" w:tplc="8404FCEA">
       <w:start w:val="1"/>
       <w:numFmt w:val="bullet"/>
       <w:lvlText w:val="○"/>
@@ -6628,7 +6628,7 @@
         <w:ind w:left="1440" w:hanging="360"/>
       </w:pPr>
     </w:lvl>
-    <w:lvl w:ilvl="2" w:tplc="D5D28C72">
+    <w:lvl w:ilvl="2" w:tplc="4B960DE6">
       <w:start w:val="1"/>
       <w:numFmt w:val="bullet"/>
       <w:lvlText w:val="■"/>
@@ -6637,7 +6637,7 @@
         <w:ind w:left="2160" w:hanging="360"/>
       </w:pPr>
     </w:lvl>
-    <w:lvl w:ilvl="3" w:tplc="64BA97FE">
+    <w:lvl w:ilvl="3" w:tplc="9ED6E48C">
       <w:start w:val="1"/>
       <w:numFmt w:val="bullet"/>
       <w:lvlText w:val="●"/>
@@ -6646,7 +6646,7 @@
         <w:ind w:left="2880" w:hanging="360"/>
       </w:pPr>
     </w:lvl>
-    <w:lvl w:ilvl="4" w:tplc="663A2FB0">
+    <w:lvl w:ilvl="4" w:tplc="94CA9C2A">
       <w:start w:val="1"/>
       <w:numFmt w:val="bullet"/>
       <w:lvlText w:val="○"/>
@@ -6655,7 +6655,7 @@
         <w:ind w:left="3600" w:hanging="360"/>
       </w:pPr>
     </w:lvl>
-    <w:lvl w:ilvl="5" w:tplc="C3DEAC38">
+    <w:lvl w:ilvl="5" w:tplc="6CF8D1DA">
       <w:start w:val="1"/>
       <w:numFmt w:val="bullet"/>
       <w:lvlText w:val="■"/>
@@ -6664,7 +6664,7 @@
         <w:ind w:left="4320" w:hanging="360"/>
       </w:pPr>
     </w:lvl>
-    <w:lvl w:ilvl="6" w:tplc="8A44B756">
+    <w:lvl w:ilvl="6" w:tplc="193EBF20">
       <w:start w:val="1"/>
       <w:numFmt w:val="bullet"/>
       <w:lvlText w:val="●"/>
@@ -6673,7 +6673,7 @@
         <w:ind w:left="5040" w:hanging="360"/>
       </w:pPr>
     </w:lvl>
-    <w:lvl w:ilvl="7" w:tplc="027810B4">
+    <w:lvl w:ilvl="7" w:tplc="DE06071A">
       <w:start w:val="1"/>
       <w:numFmt w:val="bullet"/>
       <w:lvlText w:val="●"/>
@@ -6682,7 +6682,7 @@
         <w:ind w:left="5760" w:hanging="360"/>
       </w:pPr>
     </w:lvl>
-    <w:lvl w:ilvl="8" w:tplc="3162DEDC">
+    <w:lvl w:ilvl="8" w:tplc="C430E0DA">
       <w:start w:val="1"/>
       <w:numFmt w:val="bullet"/>
       <w:lvlText w:val="●"/>
@@ -6693,67 +6693,67 @@
     </w:lvl>
   </w:abstractNum>
   <w:abstractNum w:abstractNumId="2" w15:restartNumberingAfterBreak="0">
-    <w:nsid w:val="6E2C5181"/>
+    <w:nsid w:val="78FF1F45"/>
     <w:multiLevelType w:val="hybridMultilevel"/>
-    <w:tmpl w:val="2A0A468C"/>
-    <w:lvl w:ilvl="0" w:tplc="F4D062EE">
+    <w:tmpl w:val="C166E68A"/>
+    <w:lvl w:ilvl="0" w:tplc="BFB2A906">
       <w:start w:val="1"/>
-      <w:numFmt w:val="decimal"/>
-      <w:lvlText w:val="%1."/>
+      <w:numFmt w:val="bullet"/>
+      <w:lvlText w:val="•"/>
       <w:lvlJc w:val="left"/>
       <w:pPr>
-        <w:ind w:left="560" w:hanging="340"/>
+        <w:ind w:left="560" w:hanging="280"/>
       </w:pPr>
     </w:lvl>
-    <w:lvl w:ilvl="1" w:tplc="CB480B3E">
+    <w:lvl w:ilvl="1" w:tplc="C54CA28E">
       <w:numFmt w:val="decimal"/>
       <w:lvlText w:val=""/>
       <w:lvlJc w:val="left"/>
     </w:lvl>
-    <w:lvl w:ilvl="2" w:tplc="C630D1D0">
+    <w:lvl w:ilvl="2" w:tplc="B99E9670">
       <w:numFmt w:val="decimal"/>
       <w:lvlText w:val=""/>
       <w:lvlJc w:val="left"/>
     </w:lvl>
-    <w:lvl w:ilvl="3" w:tplc="B8564DA4">
+    <w:lvl w:ilvl="3" w:tplc="CD9A3626">
       <w:numFmt w:val="decimal"/>
       <w:lvlText w:val=""/>
       <w:lvlJc w:val="left"/>
     </w:lvl>
-    <w:lvl w:ilvl="4" w:tplc="2092EE24">
+    <w:lvl w:ilvl="4" w:tplc="BBD67508">
       <w:numFmt w:val="decimal"/>
       <w:lvlText w:val=""/>
       <w:lvlJc w:val="left"/>
     </w:lvl>
-    <w:lvl w:ilvl="5" w:tplc="8CFC0B06">
+    <w:lvl w:ilvl="5" w:tplc="26DC27D8">
       <w:numFmt w:val="decimal"/>
       <w:lvlText w:val=""/>
       <w:lvlJc w:val="left"/>
     </w:lvl>
-    <w:lvl w:ilvl="6" w:tplc="4698C2A8">
+    <w:lvl w:ilvl="6" w:tplc="F726032C">
       <w:numFmt w:val="decimal"/>
       <w:lvlText w:val=""/>
       <w:lvlJc w:val="left"/>
     </w:lvl>
-    <w:lvl w:ilvl="7" w:tplc="1EBC6DA4">
+    <w:lvl w:ilvl="7" w:tplc="FF4A4140">
       <w:numFmt w:val="decimal"/>
       <w:lvlText w:val=""/>
       <w:lvlJc w:val="left"/>
     </w:lvl>
-    <w:lvl w:ilvl="8" w:tplc="86889132">
+    <w:lvl w:ilvl="8" w:tplc="BAA0091A">
       <w:numFmt w:val="decimal"/>
       <w:lvlText w:val=""/>
       <w:lvlJc w:val="left"/>
     </w:lvl>
   </w:abstractNum>
-  <w:num w:numId="1" w16cid:durableId="160779243">
+  <w:num w:numId="1" w16cid:durableId="2119717779">
     <w:abstractNumId w:val="1"/>
     <w:lvlOverride w:ilvl="0">
       <w:startOverride w:val="1"/>
     </w:lvlOverride>
   </w:num>
-  <w:num w:numId="2" w16cid:durableId="201947054">
-    <w:abstractNumId w:val="0"/>
+  <w:num w:numId="2" w16cid:durableId="2129741492">
+    <w:abstractNumId w:val="2"/>
     <w:lvlOverride w:ilvl="0">
       <w:startOverride w:val="1"/>
     </w:lvlOverride>
@@ -7346,7 +7346,7 @@
     <w:autoRedefine/>
     <w:uiPriority w:val="39"/>
     <w:unhideWhenUsed/>
-    <w:rsid w:val="00FC269C"/>
+    <w:rsid w:val="002C0CCE"/>
     <w:pPr>
       <w:spacing w:after="100"/>
     </w:pPr>

--- a/public/documentos/INT-04-bitacora-de-involucramiento-y-reglas-basicas.docx
+++ b/public/documentos/INT-04-bitacora-de-involucramiento-y-reglas-basicas.docx
@@ -52,7 +52,7 @@
                 <w:noProof/>
               </w:rPr>
               <w:drawing>
-                <wp:inline distT="0" distB="0" distL="0" distR="0" wp14:anchorId="0B007A07" wp14:editId="2C561F0F">
+                <wp:inline distT="0" distB="0" distL="0" distR="0" wp14:anchorId="7B50B6E3" wp14:editId="62851A6C">
                   <wp:extent cx="990600" cy="990600"/>
                   <wp:effectExtent l="0" t="0" r="0" b="0"/>
                   <wp:docPr id="1" name="Imagen 1"/>
@@ -171,10 +171,10 @@
                 <w:noProof/>
               </w:rPr>
               <w:drawing>
-                <wp:inline distT="0" distB="0" distL="0" distR="0" wp14:anchorId="7EF244FB" wp14:editId="2F4D5CC7">
+                <wp:inline distT="0" distB="0" distL="0" distR="0" wp14:anchorId="27539A18" wp14:editId="4D4B6408">
                   <wp:extent cx="800100" cy="800100"/>
                   <wp:effectExtent l="0" t="0" r="0" b="0"/>
-                  <wp:docPr id="686141595" name="Imagen 686141595"/>
+                  <wp:docPr id="1399800037" name="Imagen 1399800037"/>
                   <wp:cNvGraphicFramePr>
                     <a:graphicFrameLocks xmlns:a="http://schemas.openxmlformats.org/drawingml/2006/main" noChangeAspect="1"/>
                   </wp:cNvGraphicFramePr>
@@ -2585,7 +2585,7 @@
     <w:sdt>
       <w:sdtPr>
         <w:alias w:val="Contenido"/>
-        <w:id w:val="438963272"/>
+        <w:id w:val="1174459056"/>
       </w:sdtPr>
       <w:sdtEndPr/>
       <w:sdtContent>
@@ -2611,7 +2611,7 @@
           <w:r>
             <w:fldChar w:fldCharType="separate"/>
           </w:r>
-          <w:hyperlink w:anchor="_Toc242538736" w:history="1">
+          <w:hyperlink w:anchor="_Toc242540310" w:history="1">
             <w:r>
               <w:rPr>
                 <w:rStyle w:val="Hipervnculo"/>
@@ -2635,7 +2635,7 @@
               <w:rPr>
                 <w:noProof/>
               </w:rPr>
-              <w:instrText xml:space="preserve"> PAGEREF _Toc242538736 \h </w:instrText>
+              <w:instrText xml:space="preserve"> PAGEREF _Toc242540310 \h </w:instrText>
             </w:r>
             <w:r>
               <w:rPr>
@@ -2675,7 +2675,7 @@
               <w14:ligatures w14:val="standardContextual"/>
             </w:rPr>
           </w:pPr>
-          <w:hyperlink w:anchor="_Toc242538737" w:history="1">
+          <w:hyperlink w:anchor="_Toc242540311" w:history="1">
             <w:r>
               <w:rPr>
                 <w:rStyle w:val="Hipervnculo"/>
@@ -2699,7 +2699,7 @@
               <w:rPr>
                 <w:noProof/>
               </w:rPr>
-              <w:instrText xml:space="preserve"> PAGEREF _Toc242538737 \h </w:instrText>
+              <w:instrText xml:space="preserve"> PAGEREF _Toc242540311 \h </w:instrText>
             </w:r>
             <w:r>
               <w:rPr>
@@ -2739,7 +2739,7 @@
               <w14:ligatures w14:val="standardContextual"/>
             </w:rPr>
           </w:pPr>
-          <w:hyperlink w:anchor="_Toc242538738" w:history="1">
+          <w:hyperlink w:anchor="_Toc242540312" w:history="1">
             <w:r>
               <w:rPr>
                 <w:rStyle w:val="Hipervnculo"/>
@@ -2763,7 +2763,7 @@
               <w:rPr>
                 <w:noProof/>
               </w:rPr>
-              <w:instrText xml:space="preserve"> PAGEREF _Toc242538738 \h </w:instrText>
+              <w:instrText xml:space="preserve"> PAGEREF _Toc242540312 \h </w:instrText>
             </w:r>
             <w:r>
               <w:rPr>
@@ -2803,7 +2803,7 @@
               <w14:ligatures w14:val="standardContextual"/>
             </w:rPr>
           </w:pPr>
-          <w:hyperlink w:anchor="_Toc242538739" w:history="1">
+          <w:hyperlink w:anchor="_Toc242540313" w:history="1">
             <w:r>
               <w:rPr>
                 <w:rStyle w:val="Hipervnculo"/>
@@ -2827,7 +2827,7 @@
               <w:rPr>
                 <w:noProof/>
               </w:rPr>
-              <w:instrText xml:space="preserve"> PAGEREF _Toc242538739 \h </w:instrText>
+              <w:instrText xml:space="preserve"> PAGEREF _Toc242540313 \h </w:instrText>
             </w:r>
             <w:r>
               <w:rPr>
@@ -2877,7 +2877,7 @@
       <w:pPr>
         <w:pStyle w:val="Ttulo1"/>
       </w:pPr>
-      <w:bookmarkStart w:id="0" w:name="_Toc242538736"/>
+      <w:bookmarkStart w:id="0" w:name="_Toc242540310"/>
       <w:r>
         <w:lastRenderedPageBreak/>
         <w:t>1. Reglas básicas</w:t>
@@ -2995,7 +2995,7 @@
       <w:pPr>
         <w:pStyle w:val="Ttulo1"/>
       </w:pPr>
-      <w:bookmarkStart w:id="1" w:name="_Toc242538737"/>
+      <w:bookmarkStart w:id="1" w:name="_Toc242540311"/>
       <w:r>
         <w:t>2. Actividades realizadas</w:t>
       </w:r>
@@ -4371,7 +4371,7 @@
       <w:pPr>
         <w:pStyle w:val="Ttulo1"/>
       </w:pPr>
-      <w:bookmarkStart w:id="2" w:name="_Toc242538738"/>
+      <w:bookmarkStart w:id="2" w:name="_Toc242540312"/>
       <w:r>
         <w:lastRenderedPageBreak/>
         <w:t>3. Asuntos surgidos del trato con los interesados</w:t>
@@ -5098,7 +5098,7 @@
       <w:pPr>
         <w:pStyle w:val="Ttulo1"/>
       </w:pPr>
-      <w:bookmarkStart w:id="3" w:name="_Toc242538739"/>
+      <w:bookmarkStart w:id="3" w:name="_Toc242540313"/>
       <w:r>
         <w:t>4. Próximas actividades</w:t>
       </w:r>
@@ -5348,7 +5348,7 @@
                 <w:sz w:val="18"/>
                 <w:szCs w:val="18"/>
               </w:rPr>
-              <w:t>Semana del 12/10/2026</w:t>
+              <w:t>12/10/2026</w:t>
             </w:r>
           </w:p>
         </w:tc>
@@ -5488,7 +5488,7 @@
                 <w:sz w:val="18"/>
                 <w:szCs w:val="18"/>
               </w:rPr>
-              <w:t>Hasta el 23/10/2026</w:t>
+              <w:t>20/10/2026</w:t>
             </w:r>
           </w:p>
         </w:tc>
@@ -5630,7 +5630,7 @@
                 <w:sz w:val="18"/>
                 <w:szCs w:val="18"/>
               </w:rPr>
-              <w:t>Semana 3 (26/10 al 30/10/2026)</w:t>
+              <w:t>28/10/2026</w:t>
             </w:r>
           </w:p>
         </w:tc>
@@ -5770,7 +5770,7 @@
                 <w:sz w:val="18"/>
                 <w:szCs w:val="18"/>
               </w:rPr>
-              <w:t>Semana 3 o 4</w:t>
+              <w:t>03/11/2026</w:t>
             </w:r>
           </w:p>
         </w:tc>
@@ -6052,7 +6052,7 @@
                 <w:sz w:val="18"/>
                 <w:szCs w:val="18"/>
               </w:rPr>
-              <w:t>Antes del Sprint 5</w:t>
+              <w:t>11/12/2026</w:t>
             </w:r>
           </w:p>
         </w:tc>
@@ -6553,64 +6553,10 @@
 <file path=word/numbering.xml><?xml version="1.0" encoding="utf-8"?>
 <w:numbering xmlns:wpc="http://schemas.microsoft.com/office/word/2010/wordprocessingCanvas" xmlns:cx="http://schemas.microsoft.com/office/drawing/2014/chartex" xmlns:cx1="http://schemas.microsoft.com/office/drawing/2015/9/8/chartex" xmlns:cx2="http://schemas.microsoft.com/office/drawing/2015/10/21/chartex" xmlns:cx3="http://schemas.microsoft.com/office/drawing/2016/5/9/chartex" xmlns:cx4="http://schemas.microsoft.com/office/drawing/2016/5/10/chartex" xmlns:cx5="http://schemas.microsoft.com/office/drawing/2016/5/11/chartex" xmlns:cx6="http://schemas.microsoft.com/office/drawing/2016/5/12/chartex" xmlns:cx7="http://schemas.microsoft.com/office/drawing/2016/5/13/chartex" xmlns:cx8="http://schemas.microsoft.com/office/drawing/2016/5/14/chartex" xmlns:mc="http://schemas.openxmlformats.org/markup-compatibility/2006" xmlns:aink="http://schemas.microsoft.com/office/drawing/2016/ink" xmlns:am3d="http://schemas.microsoft.com/office/drawing/2017/model3d" xmlns:o="urn:schemas-microsoft-com:office:office" xmlns:oel="http://schemas.microsoft.com/office/2019/extlst" xmlns:r="http://schemas.openxmlformats.org/officeDocument/2006/relationships" xmlns:m="http://schemas.openxmlformats.org/officeDocument/2006/math" xmlns:v="urn:schemas-microsoft-com:vml" xmlns:wp14="http://schemas.microsoft.com/office/word/2010/wordprocessingDrawing" xmlns:wp="http://schemas.openxmlformats.org/drawingml/2006/wordprocessingDrawing" xmlns:w10="urn:schemas-microsoft-com:office:word" xmlns:w="http://schemas.openxmlformats.org/wordprocessingml/2006/main" xmlns:w14="http://schemas.microsoft.com/office/word/2010/wordml" xmlns:w15="http://schemas.microsoft.com/office/word/2012/wordml" xmlns:w16cex="http://schemas.microsoft.com/office/word/2018/wordml/cex" xmlns:w16cid="http://schemas.microsoft.com/office/word/2016/wordml/cid" xmlns:w16="http://schemas.microsoft.com/office/word/2018/wordml" xmlns:w16du="http://schemas.microsoft.com/office/word/2023/wordml/word16du" xmlns:w16sdtdh="http://schemas.microsoft.com/office/word/2020/wordml/sdtdatahash" xmlns:w16sdtfl="http://schemas.microsoft.com/office/word/2024/wordml/sdtformatlock" xmlns:w16se="http://schemas.microsoft.com/office/word/2015/wordml/symex" xmlns:wpg="http://schemas.microsoft.com/office/word/2010/wordprocessingGroup" xmlns:wpi="http://schemas.microsoft.com/office/word/2010/wordprocessingInk" xmlns:wne="http://schemas.microsoft.com/office/word/2006/wordml" xmlns:wps="http://schemas.microsoft.com/office/word/2010/wordprocessingShape" mc:Ignorable="w14 w15 w16se w16cid w16 w16cex w16sdtdh w16sdtfl w16du wp14">
   <w:abstractNum w:abstractNumId="0" w15:restartNumberingAfterBreak="0">
-    <w:nsid w:val="29A425D2"/>
+    <w:nsid w:val="02D60746"/>
     <w:multiLevelType w:val="hybridMultilevel"/>
-    <w:tmpl w:val="5F44164A"/>
-    <w:lvl w:ilvl="0" w:tplc="6A2207AC">
-      <w:start w:val="1"/>
-      <w:numFmt w:val="decimal"/>
-      <w:lvlText w:val="%1."/>
-      <w:lvlJc w:val="left"/>
-      <w:pPr>
-        <w:ind w:left="560" w:hanging="340"/>
-      </w:pPr>
-    </w:lvl>
-    <w:lvl w:ilvl="1" w:tplc="B3DE00DA">
-      <w:numFmt w:val="decimal"/>
-      <w:lvlText w:val=""/>
-      <w:lvlJc w:val="left"/>
-    </w:lvl>
-    <w:lvl w:ilvl="2" w:tplc="F93E40E8">
-      <w:numFmt w:val="decimal"/>
-      <w:lvlText w:val=""/>
-      <w:lvlJc w:val="left"/>
-    </w:lvl>
-    <w:lvl w:ilvl="3" w:tplc="869C9B40">
-      <w:numFmt w:val="decimal"/>
-      <w:lvlText w:val=""/>
-      <w:lvlJc w:val="left"/>
-    </w:lvl>
-    <w:lvl w:ilvl="4" w:tplc="5FF46A56">
-      <w:numFmt w:val="decimal"/>
-      <w:lvlText w:val=""/>
-      <w:lvlJc w:val="left"/>
-    </w:lvl>
-    <w:lvl w:ilvl="5" w:tplc="024ECC1A">
-      <w:numFmt w:val="decimal"/>
-      <w:lvlText w:val=""/>
-      <w:lvlJc w:val="left"/>
-    </w:lvl>
-    <w:lvl w:ilvl="6" w:tplc="835CF228">
-      <w:numFmt w:val="decimal"/>
-      <w:lvlText w:val=""/>
-      <w:lvlJc w:val="left"/>
-    </w:lvl>
-    <w:lvl w:ilvl="7" w:tplc="949821FE">
-      <w:numFmt w:val="decimal"/>
-      <w:lvlText w:val=""/>
-      <w:lvlJc w:val="left"/>
-    </w:lvl>
-    <w:lvl w:ilvl="8" w:tplc="7DB6253C">
-      <w:numFmt w:val="decimal"/>
-      <w:lvlText w:val=""/>
-      <w:lvlJc w:val="left"/>
-    </w:lvl>
-  </w:abstractNum>
-  <w:abstractNum w:abstractNumId="1" w15:restartNumberingAfterBreak="0">
-    <w:nsid w:val="53A51916"/>
-    <w:multiLevelType w:val="hybridMultilevel"/>
-    <w:tmpl w:val="1C2C4D8C"/>
-    <w:lvl w:ilvl="0" w:tplc="4F644278">
+    <w:tmpl w:val="6236326C"/>
+    <w:lvl w:ilvl="0" w:tplc="B5BA43CE">
       <w:start w:val="1"/>
       <w:numFmt w:val="bullet"/>
       <w:lvlText w:val="●"/>
@@ -6619,7 +6565,7 @@
         <w:ind w:left="720" w:hanging="360"/>
       </w:pPr>
     </w:lvl>
-    <w:lvl w:ilvl="1" w:tplc="8404FCEA">
+    <w:lvl w:ilvl="1" w:tplc="C6680D3C">
       <w:start w:val="1"/>
       <w:numFmt w:val="bullet"/>
       <w:lvlText w:val="○"/>
@@ -6628,7 +6574,7 @@
         <w:ind w:left="1440" w:hanging="360"/>
       </w:pPr>
     </w:lvl>
-    <w:lvl w:ilvl="2" w:tplc="4B960DE6">
+    <w:lvl w:ilvl="2" w:tplc="F392C34C">
       <w:start w:val="1"/>
       <w:numFmt w:val="bullet"/>
       <w:lvlText w:val="■"/>
@@ -6637,7 +6583,7 @@
         <w:ind w:left="2160" w:hanging="360"/>
       </w:pPr>
     </w:lvl>
-    <w:lvl w:ilvl="3" w:tplc="9ED6E48C">
+    <w:lvl w:ilvl="3" w:tplc="E0E2CC9A">
       <w:start w:val="1"/>
       <w:numFmt w:val="bullet"/>
       <w:lvlText w:val="●"/>
@@ -6646,7 +6592,7 @@
         <w:ind w:left="2880" w:hanging="360"/>
       </w:pPr>
     </w:lvl>
-    <w:lvl w:ilvl="4" w:tplc="94CA9C2A">
+    <w:lvl w:ilvl="4" w:tplc="DBAE5B14">
       <w:start w:val="1"/>
       <w:numFmt w:val="bullet"/>
       <w:lvlText w:val="○"/>
@@ -6655,7 +6601,7 @@
         <w:ind w:left="3600" w:hanging="360"/>
       </w:pPr>
     </w:lvl>
-    <w:lvl w:ilvl="5" w:tplc="6CF8D1DA">
+    <w:lvl w:ilvl="5" w:tplc="865257B6">
       <w:start w:val="1"/>
       <w:numFmt w:val="bullet"/>
       <w:lvlText w:val="■"/>
@@ -6664,7 +6610,7 @@
         <w:ind w:left="4320" w:hanging="360"/>
       </w:pPr>
     </w:lvl>
-    <w:lvl w:ilvl="6" w:tplc="193EBF20">
+    <w:lvl w:ilvl="6" w:tplc="56183896">
       <w:start w:val="1"/>
       <w:numFmt w:val="bullet"/>
       <w:lvlText w:val="●"/>
@@ -6673,7 +6619,7 @@
         <w:ind w:left="5040" w:hanging="360"/>
       </w:pPr>
     </w:lvl>
-    <w:lvl w:ilvl="7" w:tplc="DE06071A">
+    <w:lvl w:ilvl="7" w:tplc="342AB0AE">
       <w:start w:val="1"/>
       <w:numFmt w:val="bullet"/>
       <w:lvlText w:val="●"/>
@@ -6682,7 +6628,7 @@
         <w:ind w:left="5760" w:hanging="360"/>
       </w:pPr>
     </w:lvl>
-    <w:lvl w:ilvl="8" w:tplc="C430E0DA">
+    <w:lvl w:ilvl="8" w:tplc="AFA6E352">
       <w:start w:val="1"/>
       <w:numFmt w:val="bullet"/>
       <w:lvlText w:val="●"/>
@@ -6692,11 +6638,65 @@
       </w:pPr>
     </w:lvl>
   </w:abstractNum>
+  <w:abstractNum w:abstractNumId="1" w15:restartNumberingAfterBreak="0">
+    <w:nsid w:val="23AB06AB"/>
+    <w:multiLevelType w:val="hybridMultilevel"/>
+    <w:tmpl w:val="20248CE6"/>
+    <w:lvl w:ilvl="0" w:tplc="F7FAD8B2">
+      <w:start w:val="1"/>
+      <w:numFmt w:val="decimal"/>
+      <w:lvlText w:val="%1."/>
+      <w:lvlJc w:val="left"/>
+      <w:pPr>
+        <w:ind w:left="560" w:hanging="340"/>
+      </w:pPr>
+    </w:lvl>
+    <w:lvl w:ilvl="1" w:tplc="B49AEF3C">
+      <w:numFmt w:val="decimal"/>
+      <w:lvlText w:val=""/>
+      <w:lvlJc w:val="left"/>
+    </w:lvl>
+    <w:lvl w:ilvl="2" w:tplc="74545F90">
+      <w:numFmt w:val="decimal"/>
+      <w:lvlText w:val=""/>
+      <w:lvlJc w:val="left"/>
+    </w:lvl>
+    <w:lvl w:ilvl="3" w:tplc="85209F72">
+      <w:numFmt w:val="decimal"/>
+      <w:lvlText w:val=""/>
+      <w:lvlJc w:val="left"/>
+    </w:lvl>
+    <w:lvl w:ilvl="4" w:tplc="5694EC1A">
+      <w:numFmt w:val="decimal"/>
+      <w:lvlText w:val=""/>
+      <w:lvlJc w:val="left"/>
+    </w:lvl>
+    <w:lvl w:ilvl="5" w:tplc="36723BA4">
+      <w:numFmt w:val="decimal"/>
+      <w:lvlText w:val=""/>
+      <w:lvlJc w:val="left"/>
+    </w:lvl>
+    <w:lvl w:ilvl="6" w:tplc="705C0B64">
+      <w:numFmt w:val="decimal"/>
+      <w:lvlText w:val=""/>
+      <w:lvlJc w:val="left"/>
+    </w:lvl>
+    <w:lvl w:ilvl="7" w:tplc="57FCE2A2">
+      <w:numFmt w:val="decimal"/>
+      <w:lvlText w:val=""/>
+      <w:lvlJc w:val="left"/>
+    </w:lvl>
+    <w:lvl w:ilvl="8" w:tplc="DF926E10">
+      <w:numFmt w:val="decimal"/>
+      <w:lvlText w:val=""/>
+      <w:lvlJc w:val="left"/>
+    </w:lvl>
+  </w:abstractNum>
   <w:abstractNum w:abstractNumId="2" w15:restartNumberingAfterBreak="0">
-    <w:nsid w:val="78FF1F45"/>
+    <w:nsid w:val="49DD562B"/>
     <w:multiLevelType w:val="hybridMultilevel"/>
-    <w:tmpl w:val="C166E68A"/>
-    <w:lvl w:ilvl="0" w:tplc="BFB2A906">
+    <w:tmpl w:val="E918FBB2"/>
+    <w:lvl w:ilvl="0" w:tplc="7C204DCE">
       <w:start w:val="1"/>
       <w:numFmt w:val="bullet"/>
       <w:lvlText w:val="•"/>
@@ -6705,54 +6705,54 @@
         <w:ind w:left="560" w:hanging="280"/>
       </w:pPr>
     </w:lvl>
-    <w:lvl w:ilvl="1" w:tplc="C54CA28E">
+    <w:lvl w:ilvl="1" w:tplc="321A7A26">
       <w:numFmt w:val="decimal"/>
       <w:lvlText w:val=""/>
       <w:lvlJc w:val="left"/>
     </w:lvl>
-    <w:lvl w:ilvl="2" w:tplc="B99E9670">
+    <w:lvl w:ilvl="2" w:tplc="80A6EE3C">
       <w:numFmt w:val="decimal"/>
       <w:lvlText w:val=""/>
       <w:lvlJc w:val="left"/>
     </w:lvl>
-    <w:lvl w:ilvl="3" w:tplc="CD9A3626">
+    <w:lvl w:ilvl="3" w:tplc="268625D2">
       <w:numFmt w:val="decimal"/>
       <w:lvlText w:val=""/>
       <w:lvlJc w:val="left"/>
     </w:lvl>
-    <w:lvl w:ilvl="4" w:tplc="BBD67508">
+    <w:lvl w:ilvl="4" w:tplc="61F697BE">
       <w:numFmt w:val="decimal"/>
       <w:lvlText w:val=""/>
       <w:lvlJc w:val="left"/>
     </w:lvl>
-    <w:lvl w:ilvl="5" w:tplc="26DC27D8">
+    <w:lvl w:ilvl="5" w:tplc="D158A032">
       <w:numFmt w:val="decimal"/>
       <w:lvlText w:val=""/>
       <w:lvlJc w:val="left"/>
     </w:lvl>
-    <w:lvl w:ilvl="6" w:tplc="F726032C">
+    <w:lvl w:ilvl="6" w:tplc="4D7039DC">
       <w:numFmt w:val="decimal"/>
       <w:lvlText w:val=""/>
       <w:lvlJc w:val="left"/>
     </w:lvl>
-    <w:lvl w:ilvl="7" w:tplc="FF4A4140">
+    <w:lvl w:ilvl="7" w:tplc="0E4E2E0E">
       <w:numFmt w:val="decimal"/>
       <w:lvlText w:val=""/>
       <w:lvlJc w:val="left"/>
     </w:lvl>
-    <w:lvl w:ilvl="8" w:tplc="BAA0091A">
+    <w:lvl w:ilvl="8" w:tplc="46FA5B1A">
       <w:numFmt w:val="decimal"/>
       <w:lvlText w:val=""/>
       <w:lvlJc w:val="left"/>
     </w:lvl>
   </w:abstractNum>
-  <w:num w:numId="1" w16cid:durableId="2119717779">
-    <w:abstractNumId w:val="1"/>
+  <w:num w:numId="1" w16cid:durableId="1519927796">
+    <w:abstractNumId w:val="0"/>
     <w:lvlOverride w:ilvl="0">
       <w:startOverride w:val="1"/>
     </w:lvlOverride>
   </w:num>
-  <w:num w:numId="2" w16cid:durableId="2129741492">
+  <w:num w:numId="2" w16cid:durableId="1283221622">
     <w:abstractNumId w:val="2"/>
     <w:lvlOverride w:ilvl="0">
       <w:startOverride w:val="1"/>
@@ -7346,7 +7346,7 @@
     <w:autoRedefine/>
     <w:uiPriority w:val="39"/>
     <w:unhideWhenUsed/>
-    <w:rsid w:val="002C0CCE"/>
+    <w:rsid w:val="00E103DE"/>
     <w:pPr>
       <w:spacing w:after="100"/>
     </w:pPr>

--- a/public/documentos/INT-04-bitacora-de-involucramiento-y-reglas-basicas.docx
+++ b/public/documentos/INT-04-bitacora-de-involucramiento-y-reglas-basicas.docx
@@ -52,7 +52,7 @@
                 <w:noProof/>
               </w:rPr>
               <w:drawing>
-                <wp:inline distT="0" distB="0" distL="0" distR="0" wp14:anchorId="7B50B6E3" wp14:editId="62851A6C">
+                <wp:inline distT="0" distB="0" distL="0" distR="0" wp14:anchorId="57382BAB" wp14:editId="20F02C12">
                   <wp:extent cx="990600" cy="990600"/>
                   <wp:effectExtent l="0" t="0" r="0" b="0"/>
                   <wp:docPr id="1" name="Imagen 1"/>
@@ -171,10 +171,10 @@
                 <w:noProof/>
               </w:rPr>
               <w:drawing>
-                <wp:inline distT="0" distB="0" distL="0" distR="0" wp14:anchorId="27539A18" wp14:editId="4D4B6408">
+                <wp:inline distT="0" distB="0" distL="0" distR="0" wp14:anchorId="38D76610" wp14:editId="3A733E24">
                   <wp:extent cx="800100" cy="800100"/>
                   <wp:effectExtent l="0" t="0" r="0" b="0"/>
-                  <wp:docPr id="1399800037" name="Imagen 1399800037"/>
+                  <wp:docPr id="1502550317" name="Imagen 1502550317"/>
                   <wp:cNvGraphicFramePr>
                     <a:graphicFrameLocks xmlns:a="http://schemas.openxmlformats.org/drawingml/2006/main" noChangeAspect="1"/>
                   </wp:cNvGraphicFramePr>
@@ -2585,7 +2585,7 @@
     <w:sdt>
       <w:sdtPr>
         <w:alias w:val="Contenido"/>
-        <w:id w:val="1174459056"/>
+        <w:id w:val="2133128459"/>
       </w:sdtPr>
       <w:sdtEndPr/>
       <w:sdtContent>
@@ -2611,7 +2611,7 @@
           <w:r>
             <w:fldChar w:fldCharType="separate"/>
           </w:r>
-          <w:hyperlink w:anchor="_Toc242540310" w:history="1">
+          <w:hyperlink w:anchor="_Toc242543390" w:history="1">
             <w:r>
               <w:rPr>
                 <w:rStyle w:val="Hipervnculo"/>
@@ -2635,7 +2635,7 @@
               <w:rPr>
                 <w:noProof/>
               </w:rPr>
-              <w:instrText xml:space="preserve"> PAGEREF _Toc242540310 \h </w:instrText>
+              <w:instrText xml:space="preserve"> PAGEREF _Toc242543390 \h </w:instrText>
             </w:r>
             <w:r>
               <w:rPr>
@@ -2675,7 +2675,7 @@
               <w14:ligatures w14:val="standardContextual"/>
             </w:rPr>
           </w:pPr>
-          <w:hyperlink w:anchor="_Toc242540311" w:history="1">
+          <w:hyperlink w:anchor="_Toc242543391" w:history="1">
             <w:r>
               <w:rPr>
                 <w:rStyle w:val="Hipervnculo"/>
@@ -2699,7 +2699,7 @@
               <w:rPr>
                 <w:noProof/>
               </w:rPr>
-              <w:instrText xml:space="preserve"> PAGEREF _Toc242540311 \h </w:instrText>
+              <w:instrText xml:space="preserve"> PAGEREF _Toc242543391 \h </w:instrText>
             </w:r>
             <w:r>
               <w:rPr>
@@ -2739,7 +2739,7 @@
               <w14:ligatures w14:val="standardContextual"/>
             </w:rPr>
           </w:pPr>
-          <w:hyperlink w:anchor="_Toc242540312" w:history="1">
+          <w:hyperlink w:anchor="_Toc242543392" w:history="1">
             <w:r>
               <w:rPr>
                 <w:rStyle w:val="Hipervnculo"/>
@@ -2763,7 +2763,7 @@
               <w:rPr>
                 <w:noProof/>
               </w:rPr>
-              <w:instrText xml:space="preserve"> PAGEREF _Toc242540312 \h </w:instrText>
+              <w:instrText xml:space="preserve"> PAGEREF _Toc242543392 \h </w:instrText>
             </w:r>
             <w:r>
               <w:rPr>
@@ -2803,7 +2803,7 @@
               <w14:ligatures w14:val="standardContextual"/>
             </w:rPr>
           </w:pPr>
-          <w:hyperlink w:anchor="_Toc242540313" w:history="1">
+          <w:hyperlink w:anchor="_Toc242543393" w:history="1">
             <w:r>
               <w:rPr>
                 <w:rStyle w:val="Hipervnculo"/>
@@ -2827,7 +2827,7 @@
               <w:rPr>
                 <w:noProof/>
               </w:rPr>
-              <w:instrText xml:space="preserve"> PAGEREF _Toc242540313 \h </w:instrText>
+              <w:instrText xml:space="preserve"> PAGEREF _Toc242543393 \h </w:instrText>
             </w:r>
             <w:r>
               <w:rPr>
@@ -2877,7 +2877,7 @@
       <w:pPr>
         <w:pStyle w:val="Ttulo1"/>
       </w:pPr>
-      <w:bookmarkStart w:id="0" w:name="_Toc242540310"/>
+      <w:bookmarkStart w:id="0" w:name="_Toc242543390"/>
       <w:r>
         <w:lastRenderedPageBreak/>
         <w:t>1. Reglas básicas</w:t>
@@ -2995,7 +2995,7 @@
       <w:pPr>
         <w:pStyle w:val="Ttulo1"/>
       </w:pPr>
-      <w:bookmarkStart w:id="1" w:name="_Toc242540311"/>
+      <w:bookmarkStart w:id="1" w:name="_Toc242543391"/>
       <w:r>
         <w:t>2. Actividades realizadas</w:t>
       </w:r>
@@ -4371,7 +4371,7 @@
       <w:pPr>
         <w:pStyle w:val="Ttulo1"/>
       </w:pPr>
-      <w:bookmarkStart w:id="2" w:name="_Toc242540312"/>
+      <w:bookmarkStart w:id="2" w:name="_Toc242543392"/>
       <w:r>
         <w:lastRenderedPageBreak/>
         <w:t>3. Asuntos surgidos del trato con los interesados</w:t>
@@ -5098,7 +5098,7 @@
       <w:pPr>
         <w:pStyle w:val="Ttulo1"/>
       </w:pPr>
-      <w:bookmarkStart w:id="3" w:name="_Toc242540313"/>
+      <w:bookmarkStart w:id="3" w:name="_Toc242543393"/>
       <w:r>
         <w:t>4. Próximas actividades</w:t>
       </w:r>
@@ -6553,10 +6553,10 @@
 <file path=word/numbering.xml><?xml version="1.0" encoding="utf-8"?>
 <w:numbering xmlns:wpc="http://schemas.microsoft.com/office/word/2010/wordprocessingCanvas" xmlns:cx="http://schemas.microsoft.com/office/drawing/2014/chartex" xmlns:cx1="http://schemas.microsoft.com/office/drawing/2015/9/8/chartex" xmlns:cx2="http://schemas.microsoft.com/office/drawing/2015/10/21/chartex" xmlns:cx3="http://schemas.microsoft.com/office/drawing/2016/5/9/chartex" xmlns:cx4="http://schemas.microsoft.com/office/drawing/2016/5/10/chartex" xmlns:cx5="http://schemas.microsoft.com/office/drawing/2016/5/11/chartex" xmlns:cx6="http://schemas.microsoft.com/office/drawing/2016/5/12/chartex" xmlns:cx7="http://schemas.microsoft.com/office/drawing/2016/5/13/chartex" xmlns:cx8="http://schemas.microsoft.com/office/drawing/2016/5/14/chartex" xmlns:mc="http://schemas.openxmlformats.org/markup-compatibility/2006" xmlns:aink="http://schemas.microsoft.com/office/drawing/2016/ink" xmlns:am3d="http://schemas.microsoft.com/office/drawing/2017/model3d" xmlns:o="urn:schemas-microsoft-com:office:office" xmlns:oel="http://schemas.microsoft.com/office/2019/extlst" xmlns:r="http://schemas.openxmlformats.org/officeDocument/2006/relationships" xmlns:m="http://schemas.openxmlformats.org/officeDocument/2006/math" xmlns:v="urn:schemas-microsoft-com:vml" xmlns:wp14="http://schemas.microsoft.com/office/word/2010/wordprocessingDrawing" xmlns:wp="http://schemas.openxmlformats.org/drawingml/2006/wordprocessingDrawing" xmlns:w10="urn:schemas-microsoft-com:office:word" xmlns:w="http://schemas.openxmlformats.org/wordprocessingml/2006/main" xmlns:w14="http://schemas.microsoft.com/office/word/2010/wordml" xmlns:w15="http://schemas.microsoft.com/office/word/2012/wordml" xmlns:w16cex="http://schemas.microsoft.com/office/word/2018/wordml/cex" xmlns:w16cid="http://schemas.microsoft.com/office/word/2016/wordml/cid" xmlns:w16="http://schemas.microsoft.com/office/word/2018/wordml" xmlns:w16du="http://schemas.microsoft.com/office/word/2023/wordml/word16du" xmlns:w16sdtdh="http://schemas.microsoft.com/office/word/2020/wordml/sdtdatahash" xmlns:w16sdtfl="http://schemas.microsoft.com/office/word/2024/wordml/sdtformatlock" xmlns:w16se="http://schemas.microsoft.com/office/word/2015/wordml/symex" xmlns:wpg="http://schemas.microsoft.com/office/word/2010/wordprocessingGroup" xmlns:wpi="http://schemas.microsoft.com/office/word/2010/wordprocessingInk" xmlns:wne="http://schemas.microsoft.com/office/word/2006/wordml" xmlns:wps="http://schemas.microsoft.com/office/word/2010/wordprocessingShape" mc:Ignorable="w14 w15 w16se w16cid w16 w16cex w16sdtdh w16sdtfl w16du wp14">
   <w:abstractNum w:abstractNumId="0" w15:restartNumberingAfterBreak="0">
-    <w:nsid w:val="02D60746"/>
+    <w:nsid w:val="534E16B5"/>
     <w:multiLevelType w:val="hybridMultilevel"/>
-    <w:tmpl w:val="6236326C"/>
-    <w:lvl w:ilvl="0" w:tplc="B5BA43CE">
+    <w:tmpl w:val="96A0F912"/>
+    <w:lvl w:ilvl="0" w:tplc="C0786CC8">
       <w:start w:val="1"/>
       <w:numFmt w:val="bullet"/>
       <w:lvlText w:val="●"/>
@@ -6565,7 +6565,7 @@
         <w:ind w:left="720" w:hanging="360"/>
       </w:pPr>
     </w:lvl>
-    <w:lvl w:ilvl="1" w:tplc="C6680D3C">
+    <w:lvl w:ilvl="1" w:tplc="AE208798">
       <w:start w:val="1"/>
       <w:numFmt w:val="bullet"/>
       <w:lvlText w:val="○"/>
@@ -6574,7 +6574,7 @@
         <w:ind w:left="1440" w:hanging="360"/>
       </w:pPr>
     </w:lvl>
-    <w:lvl w:ilvl="2" w:tplc="F392C34C">
+    <w:lvl w:ilvl="2" w:tplc="631ED010">
       <w:start w:val="1"/>
       <w:numFmt w:val="bullet"/>
       <w:lvlText w:val="■"/>
@@ -6583,7 +6583,7 @@
         <w:ind w:left="2160" w:hanging="360"/>
       </w:pPr>
     </w:lvl>
-    <w:lvl w:ilvl="3" w:tplc="E0E2CC9A">
+    <w:lvl w:ilvl="3" w:tplc="AB2E8AC8">
       <w:start w:val="1"/>
       <w:numFmt w:val="bullet"/>
       <w:lvlText w:val="●"/>
@@ -6592,7 +6592,7 @@
         <w:ind w:left="2880" w:hanging="360"/>
       </w:pPr>
     </w:lvl>
-    <w:lvl w:ilvl="4" w:tplc="DBAE5B14">
+    <w:lvl w:ilvl="4" w:tplc="C032CBC2">
       <w:start w:val="1"/>
       <w:numFmt w:val="bullet"/>
       <w:lvlText w:val="○"/>
@@ -6601,7 +6601,7 @@
         <w:ind w:left="3600" w:hanging="360"/>
       </w:pPr>
     </w:lvl>
-    <w:lvl w:ilvl="5" w:tplc="865257B6">
+    <w:lvl w:ilvl="5" w:tplc="4E58EA0C">
       <w:start w:val="1"/>
       <w:numFmt w:val="bullet"/>
       <w:lvlText w:val="■"/>
@@ -6610,7 +6610,7 @@
         <w:ind w:left="4320" w:hanging="360"/>
       </w:pPr>
     </w:lvl>
-    <w:lvl w:ilvl="6" w:tplc="56183896">
+    <w:lvl w:ilvl="6" w:tplc="5BC29DE4">
       <w:start w:val="1"/>
       <w:numFmt w:val="bullet"/>
       <w:lvlText w:val="●"/>
@@ -6619,7 +6619,7 @@
         <w:ind w:left="5040" w:hanging="360"/>
       </w:pPr>
     </w:lvl>
-    <w:lvl w:ilvl="7" w:tplc="342AB0AE">
+    <w:lvl w:ilvl="7" w:tplc="C0F4E296">
       <w:start w:val="1"/>
       <w:numFmt w:val="bullet"/>
       <w:lvlText w:val="●"/>
@@ -6628,7 +6628,7 @@
         <w:ind w:left="5760" w:hanging="360"/>
       </w:pPr>
     </w:lvl>
-    <w:lvl w:ilvl="8" w:tplc="AFA6E352">
+    <w:lvl w:ilvl="8" w:tplc="557027CA">
       <w:start w:val="1"/>
       <w:numFmt w:val="bullet"/>
       <w:lvlText w:val="●"/>
@@ -6639,10 +6639,64 @@
     </w:lvl>
   </w:abstractNum>
   <w:abstractNum w:abstractNumId="1" w15:restartNumberingAfterBreak="0">
-    <w:nsid w:val="23AB06AB"/>
+    <w:nsid w:val="60D7574D"/>
     <w:multiLevelType w:val="hybridMultilevel"/>
-    <w:tmpl w:val="20248CE6"/>
-    <w:lvl w:ilvl="0" w:tplc="F7FAD8B2">
+    <w:tmpl w:val="E6B4172A"/>
+    <w:lvl w:ilvl="0" w:tplc="E742832C">
+      <w:start w:val="1"/>
+      <w:numFmt w:val="bullet"/>
+      <w:lvlText w:val="•"/>
+      <w:lvlJc w:val="left"/>
+      <w:pPr>
+        <w:ind w:left="560" w:hanging="280"/>
+      </w:pPr>
+    </w:lvl>
+    <w:lvl w:ilvl="1" w:tplc="9F9A61FA">
+      <w:numFmt w:val="decimal"/>
+      <w:lvlText w:val=""/>
+      <w:lvlJc w:val="left"/>
+    </w:lvl>
+    <w:lvl w:ilvl="2" w:tplc="10143232">
+      <w:numFmt w:val="decimal"/>
+      <w:lvlText w:val=""/>
+      <w:lvlJc w:val="left"/>
+    </w:lvl>
+    <w:lvl w:ilvl="3" w:tplc="3222B8E4">
+      <w:numFmt w:val="decimal"/>
+      <w:lvlText w:val=""/>
+      <w:lvlJc w:val="left"/>
+    </w:lvl>
+    <w:lvl w:ilvl="4" w:tplc="B3F0A464">
+      <w:numFmt w:val="decimal"/>
+      <w:lvlText w:val=""/>
+      <w:lvlJc w:val="left"/>
+    </w:lvl>
+    <w:lvl w:ilvl="5" w:tplc="1694A538">
+      <w:numFmt w:val="decimal"/>
+      <w:lvlText w:val=""/>
+      <w:lvlJc w:val="left"/>
+    </w:lvl>
+    <w:lvl w:ilvl="6" w:tplc="07186560">
+      <w:numFmt w:val="decimal"/>
+      <w:lvlText w:val=""/>
+      <w:lvlJc w:val="left"/>
+    </w:lvl>
+    <w:lvl w:ilvl="7" w:tplc="ABC8C3F0">
+      <w:numFmt w:val="decimal"/>
+      <w:lvlText w:val=""/>
+      <w:lvlJc w:val="left"/>
+    </w:lvl>
+    <w:lvl w:ilvl="8" w:tplc="61CC522A">
+      <w:numFmt w:val="decimal"/>
+      <w:lvlText w:val=""/>
+      <w:lvlJc w:val="left"/>
+    </w:lvl>
+  </w:abstractNum>
+  <w:abstractNum w:abstractNumId="2" w15:restartNumberingAfterBreak="0">
+    <w:nsid w:val="7C034581"/>
+    <w:multiLevelType w:val="hybridMultilevel"/>
+    <w:tmpl w:val="42C02FA6"/>
+    <w:lvl w:ilvl="0" w:tplc="3FC6040A">
       <w:start w:val="1"/>
       <w:numFmt w:val="decimal"/>
       <w:lvlText w:val="%1."/>
@@ -6651,109 +6705,55 @@
         <w:ind w:left="560" w:hanging="340"/>
       </w:pPr>
     </w:lvl>
-    <w:lvl w:ilvl="1" w:tplc="B49AEF3C">
+    <w:lvl w:ilvl="1" w:tplc="4A0406AA">
       <w:numFmt w:val="decimal"/>
       <w:lvlText w:val=""/>
       <w:lvlJc w:val="left"/>
     </w:lvl>
-    <w:lvl w:ilvl="2" w:tplc="74545F90">
+    <w:lvl w:ilvl="2" w:tplc="FB70877E">
       <w:numFmt w:val="decimal"/>
       <w:lvlText w:val=""/>
       <w:lvlJc w:val="left"/>
     </w:lvl>
-    <w:lvl w:ilvl="3" w:tplc="85209F72">
+    <w:lvl w:ilvl="3" w:tplc="6434BCEE">
       <w:numFmt w:val="decimal"/>
       <w:lvlText w:val=""/>
       <w:lvlJc w:val="left"/>
     </w:lvl>
-    <w:lvl w:ilvl="4" w:tplc="5694EC1A">
+    <w:lvl w:ilvl="4" w:tplc="663EB8B4">
       <w:numFmt w:val="decimal"/>
       <w:lvlText w:val=""/>
       <w:lvlJc w:val="left"/>
     </w:lvl>
-    <w:lvl w:ilvl="5" w:tplc="36723BA4">
+    <w:lvl w:ilvl="5" w:tplc="8584AA80">
       <w:numFmt w:val="decimal"/>
       <w:lvlText w:val=""/>
       <w:lvlJc w:val="left"/>
     </w:lvl>
-    <w:lvl w:ilvl="6" w:tplc="705C0B64">
+    <w:lvl w:ilvl="6" w:tplc="886E67B2">
       <w:numFmt w:val="decimal"/>
       <w:lvlText w:val=""/>
       <w:lvlJc w:val="left"/>
     </w:lvl>
-    <w:lvl w:ilvl="7" w:tplc="57FCE2A2">
+    <w:lvl w:ilvl="7" w:tplc="70863396">
       <w:numFmt w:val="decimal"/>
       <w:lvlText w:val=""/>
       <w:lvlJc w:val="left"/>
     </w:lvl>
-    <w:lvl w:ilvl="8" w:tplc="DF926E10">
+    <w:lvl w:ilvl="8" w:tplc="68109880">
       <w:numFmt w:val="decimal"/>
       <w:lvlText w:val=""/>
       <w:lvlJc w:val="left"/>
     </w:lvl>
   </w:abstractNum>
-  <w:abstractNum w:abstractNumId="2" w15:restartNumberingAfterBreak="0">
-    <w:nsid w:val="49DD562B"/>
-    <w:multiLevelType w:val="hybridMultilevel"/>
-    <w:tmpl w:val="E918FBB2"/>
-    <w:lvl w:ilvl="0" w:tplc="7C204DCE">
-      <w:start w:val="1"/>
-      <w:numFmt w:val="bullet"/>
-      <w:lvlText w:val="•"/>
-      <w:lvlJc w:val="left"/>
-      <w:pPr>
-        <w:ind w:left="560" w:hanging="280"/>
-      </w:pPr>
-    </w:lvl>
-    <w:lvl w:ilvl="1" w:tplc="321A7A26">
-      <w:numFmt w:val="decimal"/>
-      <w:lvlText w:val=""/>
-      <w:lvlJc w:val="left"/>
-    </w:lvl>
-    <w:lvl w:ilvl="2" w:tplc="80A6EE3C">
-      <w:numFmt w:val="decimal"/>
-      <w:lvlText w:val=""/>
-      <w:lvlJc w:val="left"/>
-    </w:lvl>
-    <w:lvl w:ilvl="3" w:tplc="268625D2">
-      <w:numFmt w:val="decimal"/>
-      <w:lvlText w:val=""/>
-      <w:lvlJc w:val="left"/>
-    </w:lvl>
-    <w:lvl w:ilvl="4" w:tplc="61F697BE">
-      <w:numFmt w:val="decimal"/>
-      <w:lvlText w:val=""/>
-      <w:lvlJc w:val="left"/>
-    </w:lvl>
-    <w:lvl w:ilvl="5" w:tplc="D158A032">
-      <w:numFmt w:val="decimal"/>
-      <w:lvlText w:val=""/>
-      <w:lvlJc w:val="left"/>
-    </w:lvl>
-    <w:lvl w:ilvl="6" w:tplc="4D7039DC">
-      <w:numFmt w:val="decimal"/>
-      <w:lvlText w:val=""/>
-      <w:lvlJc w:val="left"/>
-    </w:lvl>
-    <w:lvl w:ilvl="7" w:tplc="0E4E2E0E">
-      <w:numFmt w:val="decimal"/>
-      <w:lvlText w:val=""/>
-      <w:lvlJc w:val="left"/>
-    </w:lvl>
-    <w:lvl w:ilvl="8" w:tplc="46FA5B1A">
-      <w:numFmt w:val="decimal"/>
-      <w:lvlText w:val=""/>
-      <w:lvlJc w:val="left"/>
-    </w:lvl>
-  </w:abstractNum>
-  <w:num w:numId="1" w16cid:durableId="1519927796">
+  <w:num w:numId="1" w16cid:durableId="433863375">
     <w:abstractNumId w:val="0"/>
     <w:lvlOverride w:ilvl="0">
       <w:startOverride w:val="1"/>
     </w:lvlOverride>
   </w:num>
-  <w:num w:numId="2" w16cid:durableId="1283221622">
-    <w:abstractNumId w:val="2"/>
+  <w:num w:numId="2" w16cid:durableId="1972128526">
+    <w:abstractNumId w:val="1"/>
     <w:lvlOverride w:ilvl="0">
       <w:startOverride w:val="1"/>
     </w:lvlOverride>
@@ -7346,7 +7346,7 @@
     <w:autoRedefine/>
     <w:uiPriority w:val="39"/>
     <w:unhideWhenUsed/>
-    <w:rsid w:val="00E103DE"/>
+    <w:rsid w:val="003D36B5"/>
     <w:pPr>
       <w:spacing w:after="100"/>
     </w:pPr>

--- a/public/documentos/INT-04-bitacora-de-involucramiento-y-reglas-basicas.docx
+++ b/public/documentos/INT-04-bitacora-de-involucramiento-y-reglas-basicas.docx
@@ -52,7 +52,7 @@
                 <w:noProof/>
               </w:rPr>
               <w:drawing>
-                <wp:inline distT="0" distB="0" distL="0" distR="0" wp14:anchorId="57382BAB" wp14:editId="20F02C12">
+                <wp:inline distT="0" distB="0" distL="0" distR="0" wp14:anchorId="32A8FAAF" wp14:editId="17A5D814">
                   <wp:extent cx="990600" cy="990600"/>
                   <wp:effectExtent l="0" t="0" r="0" b="0"/>
                   <wp:docPr id="1" name="Imagen 1"/>
@@ -171,10 +171,10 @@
                 <w:noProof/>
               </w:rPr>
               <w:drawing>
-                <wp:inline distT="0" distB="0" distL="0" distR="0" wp14:anchorId="38D76610" wp14:editId="3A733E24">
+                <wp:inline distT="0" distB="0" distL="0" distR="0" wp14:anchorId="505F3C33" wp14:editId="70954E8F">
                   <wp:extent cx="800100" cy="800100"/>
                   <wp:effectExtent l="0" t="0" r="0" b="0"/>
-                  <wp:docPr id="1502550317" name="Imagen 1502550317"/>
+                  <wp:docPr id="562457539" name="Imagen 562457539"/>
                   <wp:cNvGraphicFramePr>
                     <a:graphicFrameLocks xmlns:a="http://schemas.openxmlformats.org/drawingml/2006/main" noChangeAspect="1"/>
                   </wp:cNvGraphicFramePr>
@@ -2585,7 +2585,7 @@
     <w:sdt>
       <w:sdtPr>
         <w:alias w:val="Contenido"/>
-        <w:id w:val="2133128459"/>
+        <w:id w:val="-1858571671"/>
       </w:sdtPr>
       <w:sdtEndPr/>
       <w:sdtContent>
@@ -2611,7 +2611,7 @@
           <w:r>
             <w:fldChar w:fldCharType="separate"/>
           </w:r>
-          <w:hyperlink w:anchor="_Toc242543390" w:history="1">
+          <w:hyperlink w:anchor="_Toc242545418" w:history="1">
             <w:r>
               <w:rPr>
                 <w:rStyle w:val="Hipervnculo"/>
@@ -2635,7 +2635,7 @@
               <w:rPr>
                 <w:noProof/>
               </w:rPr>
-              <w:instrText xml:space="preserve"> PAGEREF _Toc242543390 \h </w:instrText>
+              <w:instrText xml:space="preserve"> PAGEREF _Toc242545418 \h </w:instrText>
             </w:r>
             <w:r>
               <w:rPr>
@@ -2675,7 +2675,7 @@
               <w14:ligatures w14:val="standardContextual"/>
             </w:rPr>
           </w:pPr>
-          <w:hyperlink w:anchor="_Toc242543391" w:history="1">
+          <w:hyperlink w:anchor="_Toc242545419" w:history="1">
             <w:r>
               <w:rPr>
                 <w:rStyle w:val="Hipervnculo"/>
@@ -2699,7 +2699,7 @@
               <w:rPr>
                 <w:noProof/>
               </w:rPr>
-              <w:instrText xml:space="preserve"> PAGEREF _Toc242543391 \h </w:instrText>
+              <w:instrText xml:space="preserve"> PAGEREF _Toc242545419 \h </w:instrText>
             </w:r>
             <w:r>
               <w:rPr>
@@ -2739,7 +2739,7 @@
               <w14:ligatures w14:val="standardContextual"/>
             </w:rPr>
           </w:pPr>
-          <w:hyperlink w:anchor="_Toc242543392" w:history="1">
+          <w:hyperlink w:anchor="_Toc242545420" w:history="1">
             <w:r>
               <w:rPr>
                 <w:rStyle w:val="Hipervnculo"/>
@@ -2763,7 +2763,7 @@
               <w:rPr>
                 <w:noProof/>
               </w:rPr>
-              <w:instrText xml:space="preserve"> PAGEREF _Toc242543392 \h </w:instrText>
+              <w:instrText xml:space="preserve"> PAGEREF _Toc242545420 \h </w:instrText>
             </w:r>
             <w:r>
               <w:rPr>
@@ -2803,7 +2803,7 @@
               <w14:ligatures w14:val="standardContextual"/>
             </w:rPr>
           </w:pPr>
-          <w:hyperlink w:anchor="_Toc242543393" w:history="1">
+          <w:hyperlink w:anchor="_Toc242545421" w:history="1">
             <w:r>
               <w:rPr>
                 <w:rStyle w:val="Hipervnculo"/>
@@ -2827,7 +2827,7 @@
               <w:rPr>
                 <w:noProof/>
               </w:rPr>
-              <w:instrText xml:space="preserve"> PAGEREF _Toc242543393 \h </w:instrText>
+              <w:instrText xml:space="preserve"> PAGEREF _Toc242545421 \h </w:instrText>
             </w:r>
             <w:r>
               <w:rPr>
@@ -2877,7 +2877,7 @@
       <w:pPr>
         <w:pStyle w:val="Ttulo1"/>
       </w:pPr>
-      <w:bookmarkStart w:id="0" w:name="_Toc242543390"/>
+      <w:bookmarkStart w:id="0" w:name="_Toc242545418"/>
       <w:r>
         <w:lastRenderedPageBreak/>
         <w:t>1. Reglas básicas</w:t>
@@ -2995,7 +2995,7 @@
       <w:pPr>
         <w:pStyle w:val="Ttulo1"/>
       </w:pPr>
-      <w:bookmarkStart w:id="1" w:name="_Toc242543391"/>
+      <w:bookmarkStart w:id="1" w:name="_Toc242545419"/>
       <w:r>
         <w:t>2. Actividades realizadas</w:t>
       </w:r>
@@ -4371,7 +4371,7 @@
       <w:pPr>
         <w:pStyle w:val="Ttulo1"/>
       </w:pPr>
-      <w:bookmarkStart w:id="2" w:name="_Toc242543392"/>
+      <w:bookmarkStart w:id="2" w:name="_Toc242545420"/>
       <w:r>
         <w:lastRenderedPageBreak/>
         <w:t>3. Asuntos surgidos del trato con los interesados</w:t>
@@ -5098,7 +5098,7 @@
       <w:pPr>
         <w:pStyle w:val="Ttulo1"/>
       </w:pPr>
-      <w:bookmarkStart w:id="3" w:name="_Toc242543393"/>
+      <w:bookmarkStart w:id="3" w:name="_Toc242545421"/>
       <w:r>
         <w:t>4. Próximas actividades</w:t>
       </w:r>
@@ -6553,10 +6553,64 @@
 <file path=word/numbering.xml><?xml version="1.0" encoding="utf-8"?>
 <w:numbering xmlns:wpc="http://schemas.microsoft.com/office/word/2010/wordprocessingCanvas" xmlns:cx="http://schemas.microsoft.com/office/drawing/2014/chartex" xmlns:cx1="http://schemas.microsoft.com/office/drawing/2015/9/8/chartex" xmlns:cx2="http://schemas.microsoft.com/office/drawing/2015/10/21/chartex" xmlns:cx3="http://schemas.microsoft.com/office/drawing/2016/5/9/chartex" xmlns:cx4="http://schemas.microsoft.com/office/drawing/2016/5/10/chartex" xmlns:cx5="http://schemas.microsoft.com/office/drawing/2016/5/11/chartex" xmlns:cx6="http://schemas.microsoft.com/office/drawing/2016/5/12/chartex" xmlns:cx7="http://schemas.microsoft.com/office/drawing/2016/5/13/chartex" xmlns:cx8="http://schemas.microsoft.com/office/drawing/2016/5/14/chartex" xmlns:mc="http://schemas.openxmlformats.org/markup-compatibility/2006" xmlns:aink="http://schemas.microsoft.com/office/drawing/2016/ink" xmlns:am3d="http://schemas.microsoft.com/office/drawing/2017/model3d" xmlns:o="urn:schemas-microsoft-com:office:office" xmlns:oel="http://schemas.microsoft.com/office/2019/extlst" xmlns:r="http://schemas.openxmlformats.org/officeDocument/2006/relationships" xmlns:m="http://schemas.openxmlformats.org/officeDocument/2006/math" xmlns:v="urn:schemas-microsoft-com:vml" xmlns:wp14="http://schemas.microsoft.com/office/word/2010/wordprocessingDrawing" xmlns:wp="http://schemas.openxmlformats.org/drawingml/2006/wordprocessingDrawing" xmlns:w10="urn:schemas-microsoft-com:office:word" xmlns:w="http://schemas.openxmlformats.org/wordprocessingml/2006/main" xmlns:w14="http://schemas.microsoft.com/office/word/2010/wordml" xmlns:w15="http://schemas.microsoft.com/office/word/2012/wordml" xmlns:w16cex="http://schemas.microsoft.com/office/word/2018/wordml/cex" xmlns:w16cid="http://schemas.microsoft.com/office/word/2016/wordml/cid" xmlns:w16="http://schemas.microsoft.com/office/word/2018/wordml" xmlns:w16du="http://schemas.microsoft.com/office/word/2023/wordml/word16du" xmlns:w16sdtdh="http://schemas.microsoft.com/office/word/2020/wordml/sdtdatahash" xmlns:w16sdtfl="http://schemas.microsoft.com/office/word/2024/wordml/sdtformatlock" xmlns:w16se="http://schemas.microsoft.com/office/word/2015/wordml/symex" xmlns:wpg="http://schemas.microsoft.com/office/word/2010/wordprocessingGroup" xmlns:wpi="http://schemas.microsoft.com/office/word/2010/wordprocessingInk" xmlns:wne="http://schemas.microsoft.com/office/word/2006/wordml" xmlns:wps="http://schemas.microsoft.com/office/word/2010/wordprocessingShape" mc:Ignorable="w14 w15 w16se w16cid w16 w16cex w16sdtdh w16sdtfl w16du wp14">
   <w:abstractNum w:abstractNumId="0" w15:restartNumberingAfterBreak="0">
-    <w:nsid w:val="534E16B5"/>
+    <w:nsid w:val="41D53D6D"/>
     <w:multiLevelType w:val="hybridMultilevel"/>
-    <w:tmpl w:val="96A0F912"/>
-    <w:lvl w:ilvl="0" w:tplc="C0786CC8">
+    <w:tmpl w:val="588EB134"/>
+    <w:lvl w:ilvl="0" w:tplc="A478284A">
+      <w:start w:val="1"/>
+      <w:numFmt w:val="decimal"/>
+      <w:lvlText w:val="%1."/>
+      <w:lvlJc w:val="left"/>
+      <w:pPr>
+        <w:ind w:left="560" w:hanging="340"/>
+      </w:pPr>
+    </w:lvl>
+    <w:lvl w:ilvl="1" w:tplc="E6747F26">
+      <w:numFmt w:val="decimal"/>
+      <w:lvlText w:val=""/>
+      <w:lvlJc w:val="left"/>
+    </w:lvl>
+    <w:lvl w:ilvl="2" w:tplc="50E4BABC">
+      <w:numFmt w:val="decimal"/>
+      <w:lvlText w:val=""/>
+      <w:lvlJc w:val="left"/>
+    </w:lvl>
+    <w:lvl w:ilvl="3" w:tplc="2CE6E25A">
+      <w:numFmt w:val="decimal"/>
+      <w:lvlText w:val=""/>
+      <w:lvlJc w:val="left"/>
+    </w:lvl>
+    <w:lvl w:ilvl="4" w:tplc="14DA774C">
+      <w:numFmt w:val="decimal"/>
+      <w:lvlText w:val=""/>
+      <w:lvlJc w:val="left"/>
+    </w:lvl>
+    <w:lvl w:ilvl="5" w:tplc="07A0EEAC">
+      <w:numFmt w:val="decimal"/>
+      <w:lvlText w:val=""/>
+      <w:lvlJc w:val="left"/>
+    </w:lvl>
+    <w:lvl w:ilvl="6" w:tplc="C0C262BA">
+      <w:numFmt w:val="decimal"/>
+      <w:lvlText w:val=""/>
+      <w:lvlJc w:val="left"/>
+    </w:lvl>
+    <w:lvl w:ilvl="7" w:tplc="F4D06934">
+      <w:numFmt w:val="decimal"/>
+      <w:lvlText w:val=""/>
+      <w:lvlJc w:val="left"/>
+    </w:lvl>
+    <w:lvl w:ilvl="8" w:tplc="47C022B6">
+      <w:numFmt w:val="decimal"/>
+      <w:lvlText w:val=""/>
+      <w:lvlJc w:val="left"/>
+    </w:lvl>
+  </w:abstractNum>
+  <w:abstractNum w:abstractNumId="1" w15:restartNumberingAfterBreak="0">
+    <w:nsid w:val="49580465"/>
+    <w:multiLevelType w:val="hybridMultilevel"/>
+    <w:tmpl w:val="8A66F4F0"/>
+    <w:lvl w:ilvl="0" w:tplc="51708AF4">
       <w:start w:val="1"/>
       <w:numFmt w:val="bullet"/>
       <w:lvlText w:val="●"/>
@@ -6565,7 +6619,7 @@
         <w:ind w:left="720" w:hanging="360"/>
       </w:pPr>
     </w:lvl>
-    <w:lvl w:ilvl="1" w:tplc="AE208798">
+    <w:lvl w:ilvl="1" w:tplc="4B5EA9D8">
       <w:start w:val="1"/>
       <w:numFmt w:val="bullet"/>
       <w:lvlText w:val="○"/>
@@ -6574,7 +6628,7 @@
         <w:ind w:left="1440" w:hanging="360"/>
       </w:pPr>
     </w:lvl>
-    <w:lvl w:ilvl="2" w:tplc="631ED010">
+    <w:lvl w:ilvl="2" w:tplc="7324928A">
       <w:start w:val="1"/>
       <w:numFmt w:val="bullet"/>
       <w:lvlText w:val="■"/>
@@ -6583,7 +6637,7 @@
         <w:ind w:left="2160" w:hanging="360"/>
       </w:pPr>
     </w:lvl>
-    <w:lvl w:ilvl="3" w:tplc="AB2E8AC8">
+    <w:lvl w:ilvl="3" w:tplc="22EC3BD2">
       <w:start w:val="1"/>
       <w:numFmt w:val="bullet"/>
       <w:lvlText w:val="●"/>
@@ -6592,7 +6646,7 @@
         <w:ind w:left="2880" w:hanging="360"/>
       </w:pPr>
     </w:lvl>
-    <w:lvl w:ilvl="4" w:tplc="C032CBC2">
+    <w:lvl w:ilvl="4" w:tplc="60389ED2">
       <w:start w:val="1"/>
       <w:numFmt w:val="bullet"/>
       <w:lvlText w:val="○"/>
@@ -6601,7 +6655,7 @@
         <w:ind w:left="3600" w:hanging="360"/>
       </w:pPr>
     </w:lvl>
-    <w:lvl w:ilvl="5" w:tplc="4E58EA0C">
+    <w:lvl w:ilvl="5" w:tplc="87E4A7CC">
       <w:start w:val="1"/>
       <w:numFmt w:val="bullet"/>
       <w:lvlText w:val="■"/>
@@ -6610,7 +6664,7 @@
         <w:ind w:left="4320" w:hanging="360"/>
       </w:pPr>
     </w:lvl>
-    <w:lvl w:ilvl="6" w:tplc="5BC29DE4">
+    <w:lvl w:ilvl="6" w:tplc="AEC4029E">
       <w:start w:val="1"/>
       <w:numFmt w:val="bullet"/>
       <w:lvlText w:val="●"/>
@@ -6619,7 +6673,7 @@
         <w:ind w:left="5040" w:hanging="360"/>
       </w:pPr>
     </w:lvl>
-    <w:lvl w:ilvl="7" w:tplc="C0F4E296">
+    <w:lvl w:ilvl="7" w:tplc="C26AF164">
       <w:start w:val="1"/>
       <w:numFmt w:val="bullet"/>
       <w:lvlText w:val="●"/>
@@ -6628,7 +6682,7 @@
         <w:ind w:left="5760" w:hanging="360"/>
       </w:pPr>
     </w:lvl>
-    <w:lvl w:ilvl="8" w:tplc="557027CA">
+    <w:lvl w:ilvl="8" w:tplc="2174DC60">
       <w:start w:val="1"/>
       <w:numFmt w:val="bullet"/>
       <w:lvlText w:val="●"/>
@@ -6638,11 +6692,11 @@
       </w:pPr>
     </w:lvl>
   </w:abstractNum>
-  <w:abstractNum w:abstractNumId="1" w15:restartNumberingAfterBreak="0">
-    <w:nsid w:val="60D7574D"/>
+  <w:abstractNum w:abstractNumId="2" w15:restartNumberingAfterBreak="0">
+    <w:nsid w:val="4F5D6D4F"/>
     <w:multiLevelType w:val="hybridMultilevel"/>
-    <w:tmpl w:val="E6B4172A"/>
-    <w:lvl w:ilvl="0" w:tplc="E742832C">
+    <w:tmpl w:val="6E2ADEB4"/>
+    <w:lvl w:ilvl="0" w:tplc="3C76CA50">
       <w:start w:val="1"/>
       <w:numFmt w:val="bullet"/>
       <w:lvlText w:val="•"/>
@@ -6651,109 +6705,55 @@
         <w:ind w:left="560" w:hanging="280"/>
       </w:pPr>
     </w:lvl>
-    <w:lvl w:ilvl="1" w:tplc="9F9A61FA">
+    <w:lvl w:ilvl="1" w:tplc="0C1282B6">
       <w:numFmt w:val="decimal"/>
       <w:lvlText w:val=""/>
       <w:lvlJc w:val="left"/>
     </w:lvl>
-    <w:lvl w:ilvl="2" w:tplc="10143232">
+    <w:lvl w:ilvl="2" w:tplc="11BA5780">
       <w:numFmt w:val="decimal"/>
       <w:lvlText w:val=""/>
       <w:lvlJc w:val="left"/>
     </w:lvl>
-    <w:lvl w:ilvl="3" w:tplc="3222B8E4">
+    <w:lvl w:ilvl="3" w:tplc="476A2FDA">
       <w:numFmt w:val="decimal"/>
       <w:lvlText w:val=""/>
       <w:lvlJc w:val="left"/>
     </w:lvl>
-    <w:lvl w:ilvl="4" w:tplc="B3F0A464">
+    <w:lvl w:ilvl="4" w:tplc="27FC5B40">
       <w:numFmt w:val="decimal"/>
       <w:lvlText w:val=""/>
       <w:lvlJc w:val="left"/>
     </w:lvl>
-    <w:lvl w:ilvl="5" w:tplc="1694A538">
+    <w:lvl w:ilvl="5" w:tplc="2EC82062">
       <w:numFmt w:val="decimal"/>
       <w:lvlText w:val=""/>
       <w:lvlJc w:val="left"/>
     </w:lvl>
-    <w:lvl w:ilvl="6" w:tplc="07186560">
+    <w:lvl w:ilvl="6" w:tplc="CC461AA4">
       <w:numFmt w:val="decimal"/>
       <w:lvlText w:val=""/>
       <w:lvlJc w:val="left"/>
     </w:lvl>
-    <w:lvl w:ilvl="7" w:tplc="ABC8C3F0">
+    <w:lvl w:ilvl="7" w:tplc="5906A990">
       <w:numFmt w:val="decimal"/>
       <w:lvlText w:val=""/>
       <w:lvlJc w:val="left"/>
     </w:lvl>
-    <w:lvl w:ilvl="8" w:tplc="61CC522A">
+    <w:lvl w:ilvl="8" w:tplc="ACB642F0">
       <w:numFmt w:val="decimal"/>
       <w:lvlText w:val=""/>
       <w:lvlJc w:val="left"/>
     </w:lvl>
   </w:abstractNum>
-  <w:abstractNum w:abstractNumId="2" w15:restartNumberingAfterBreak="0">
-    <w:nsid w:val="7C034581"/>
-    <w:multiLevelType w:val="hybridMultilevel"/>
-    <w:tmpl w:val="42C02FA6"/>
-    <w:lvl w:ilvl="0" w:tplc="3FC6040A">
-      <w:start w:val="1"/>
-      <w:numFmt w:val="decimal"/>
-      <w:lvlText w:val="%1."/>
-      <w:lvlJc w:val="left"/>
-      <w:pPr>
-        <w:ind w:left="560" w:hanging="340"/>
-      </w:pPr>
-    </w:lvl>
-    <w:lvl w:ilvl="1" w:tplc="4A0406AA">
-      <w:numFmt w:val="decimal"/>
-      <w:lvlText w:val=""/>
-      <w:lvlJc w:val="left"/>
-    </w:lvl>
-    <w:lvl w:ilvl="2" w:tplc="FB70877E">
-      <w:numFmt w:val="decimal"/>
-      <w:lvlText w:val=""/>
-      <w:lvlJc w:val="left"/>
-    </w:lvl>
-    <w:lvl w:ilvl="3" w:tplc="6434BCEE">
-      <w:numFmt w:val="decimal"/>
-      <w:lvlText w:val=""/>
-      <w:lvlJc w:val="left"/>
-    </w:lvl>
-    <w:lvl w:ilvl="4" w:tplc="663EB8B4">
-      <w:numFmt w:val="decimal"/>
-      <w:lvlText w:val=""/>
-      <w:lvlJc w:val="left"/>
-    </w:lvl>
-    <w:lvl w:ilvl="5" w:tplc="8584AA80">
-      <w:numFmt w:val="decimal"/>
-      <w:lvlText w:val=""/>
-      <w:lvlJc w:val="left"/>
-    </w:lvl>
-    <w:lvl w:ilvl="6" w:tplc="886E67B2">
-      <w:numFmt w:val="decimal"/>
-      <w:lvlText w:val=""/>
-      <w:lvlJc w:val="left"/>
-    </w:lvl>
-    <w:lvl w:ilvl="7" w:tplc="70863396">
-      <w:numFmt w:val="decimal"/>
-      <w:lvlText w:val=""/>
-      <w:lvlJc w:val="left"/>
-    </w:lvl>
-    <w:lvl w:ilvl="8" w:tplc="68109880">
-      <w:numFmt w:val="decimal"/>
-      <w:lvlText w:val=""/>
-      <w:lvlJc w:val="left"/>
-    </w:lvl>
-  </w:abstractNum>
-  <w:num w:numId="1" w16cid:durableId="433863375">
-    <w:abstractNumId w:val="0"/>
+  <w:num w:numId="1" w16cid:durableId="1080567907">
+    <w:abstractNumId w:val="1"/>
     <w:lvlOverride w:ilvl="0">
       <w:startOverride w:val="1"/>
     </w:lvlOverride>
   </w:num>
-  <w:num w:numId="2" w16cid:durableId="1972128526">
-    <w:abstractNumId w:val="1"/>
+  <w:num w:numId="2" w16cid:durableId="1093892280">
+    <w:abstractNumId w:val="2"/>
     <w:lvlOverride w:ilvl="0">
       <w:startOverride w:val="1"/>
     </w:lvlOverride>
@@ -7346,7 +7346,7 @@
     <w:autoRedefine/>
     <w:uiPriority w:val="39"/>
     <w:unhideWhenUsed/>
-    <w:rsid w:val="003D36B5"/>
+    <w:rsid w:val="00226A33"/>
     <w:pPr>
       <w:spacing w:after="100"/>
     </w:pPr>

--- a/public/documentos/INT-04-bitacora-de-involucramiento-y-reglas-basicas.docx
+++ b/public/documentos/INT-04-bitacora-de-involucramiento-y-reglas-basicas.docx
@@ -52,7 +52,7 @@
                 <w:noProof/>
               </w:rPr>
               <w:drawing>
-                <wp:inline distT="0" distB="0" distL="0" distR="0" wp14:anchorId="32A8FAAF" wp14:editId="17A5D814">
+                <wp:inline distT="0" distB="0" distL="0" distR="0" wp14:anchorId="0818E039" wp14:editId="3D5EA30E">
                   <wp:extent cx="990600" cy="990600"/>
                   <wp:effectExtent l="0" t="0" r="0" b="0"/>
                   <wp:docPr id="1" name="Imagen 1"/>
@@ -171,10 +171,10 @@
                 <w:noProof/>
               </w:rPr>
               <w:drawing>
-                <wp:inline distT="0" distB="0" distL="0" distR="0" wp14:anchorId="505F3C33" wp14:editId="70954E8F">
+                <wp:inline distT="0" distB="0" distL="0" distR="0" wp14:anchorId="72A21A56" wp14:editId="4FD955AB">
                   <wp:extent cx="800100" cy="800100"/>
                   <wp:effectExtent l="0" t="0" r="0" b="0"/>
-                  <wp:docPr id="562457539" name="Imagen 562457539"/>
+                  <wp:docPr id="107413343" name="Imagen 107413343"/>
                   <wp:cNvGraphicFramePr>
                     <a:graphicFrameLocks xmlns:a="http://schemas.openxmlformats.org/drawingml/2006/main" noChangeAspect="1"/>
                   </wp:cNvGraphicFramePr>
@@ -2585,7 +2585,7 @@
     <w:sdt>
       <w:sdtPr>
         <w:alias w:val="Contenido"/>
-        <w:id w:val="-1858571671"/>
+        <w:id w:val="-2036802065"/>
       </w:sdtPr>
       <w:sdtEndPr/>
       <w:sdtContent>
@@ -2611,7 +2611,7 @@
           <w:r>
             <w:fldChar w:fldCharType="separate"/>
           </w:r>
-          <w:hyperlink w:anchor="_Toc242545418" w:history="1">
+          <w:hyperlink w:anchor="_Toc242549632" w:history="1">
             <w:r>
               <w:rPr>
                 <w:rStyle w:val="Hipervnculo"/>
@@ -2635,7 +2635,7 @@
               <w:rPr>
                 <w:noProof/>
               </w:rPr>
-              <w:instrText xml:space="preserve"> PAGEREF _Toc242545418 \h </w:instrText>
+              <w:instrText xml:space="preserve"> PAGEREF _Toc242549632 \h </w:instrText>
             </w:r>
             <w:r>
               <w:rPr>
@@ -2675,7 +2675,7 @@
               <w14:ligatures w14:val="standardContextual"/>
             </w:rPr>
           </w:pPr>
-          <w:hyperlink w:anchor="_Toc242545419" w:history="1">
+          <w:hyperlink w:anchor="_Toc242549633" w:history="1">
             <w:r>
               <w:rPr>
                 <w:rStyle w:val="Hipervnculo"/>
@@ -2699,7 +2699,7 @@
               <w:rPr>
                 <w:noProof/>
               </w:rPr>
-              <w:instrText xml:space="preserve"> PAGEREF _Toc242545419 \h </w:instrText>
+              <w:instrText xml:space="preserve"> PAGEREF _Toc242549633 \h </w:instrText>
             </w:r>
             <w:r>
               <w:rPr>
@@ -2739,7 +2739,7 @@
               <w14:ligatures w14:val="standardContextual"/>
             </w:rPr>
           </w:pPr>
-          <w:hyperlink w:anchor="_Toc242545420" w:history="1">
+          <w:hyperlink w:anchor="_Toc242549634" w:history="1">
             <w:r>
               <w:rPr>
                 <w:rStyle w:val="Hipervnculo"/>
@@ -2763,7 +2763,7 @@
               <w:rPr>
                 <w:noProof/>
               </w:rPr>
-              <w:instrText xml:space="preserve"> PAGEREF _Toc242545420 \h </w:instrText>
+              <w:instrText xml:space="preserve"> PAGEREF _Toc242549634 \h </w:instrText>
             </w:r>
             <w:r>
               <w:rPr>
@@ -2803,7 +2803,7 @@
               <w14:ligatures w14:val="standardContextual"/>
             </w:rPr>
           </w:pPr>
-          <w:hyperlink w:anchor="_Toc242545421" w:history="1">
+          <w:hyperlink w:anchor="_Toc242549635" w:history="1">
             <w:r>
               <w:rPr>
                 <w:rStyle w:val="Hipervnculo"/>
@@ -2827,7 +2827,7 @@
               <w:rPr>
                 <w:noProof/>
               </w:rPr>
-              <w:instrText xml:space="preserve"> PAGEREF _Toc242545421 \h </w:instrText>
+              <w:instrText xml:space="preserve"> PAGEREF _Toc242549635 \h </w:instrText>
             </w:r>
             <w:r>
               <w:rPr>
@@ -2877,7 +2877,7 @@
       <w:pPr>
         <w:pStyle w:val="Ttulo1"/>
       </w:pPr>
-      <w:bookmarkStart w:id="0" w:name="_Toc242545418"/>
+      <w:bookmarkStart w:id="0" w:name="_Toc242549632"/>
       <w:r>
         <w:lastRenderedPageBreak/>
         <w:t>1. Reglas básicas</w:t>
@@ -2995,7 +2995,7 @@
       <w:pPr>
         <w:pStyle w:val="Ttulo1"/>
       </w:pPr>
-      <w:bookmarkStart w:id="1" w:name="_Toc242545419"/>
+      <w:bookmarkStart w:id="1" w:name="_Toc242549633"/>
       <w:r>
         <w:t>2. Actividades realizadas</w:t>
       </w:r>
@@ -4371,7 +4371,7 @@
       <w:pPr>
         <w:pStyle w:val="Ttulo1"/>
       </w:pPr>
-      <w:bookmarkStart w:id="2" w:name="_Toc242545420"/>
+      <w:bookmarkStart w:id="2" w:name="_Toc242549634"/>
       <w:r>
         <w:lastRenderedPageBreak/>
         <w:t>3. Asuntos surgidos del trato con los interesados</w:t>
@@ -5098,7 +5098,7 @@
       <w:pPr>
         <w:pStyle w:val="Ttulo1"/>
       </w:pPr>
-      <w:bookmarkStart w:id="3" w:name="_Toc242545421"/>
+      <w:bookmarkStart w:id="3" w:name="_Toc242549635"/>
       <w:r>
         <w:t>4. Próximas actividades</w:t>
       </w:r>
@@ -6553,10 +6553,10 @@
 <file path=word/numbering.xml><?xml version="1.0" encoding="utf-8"?>
 <w:numbering xmlns:wpc="http://schemas.microsoft.com/office/word/2010/wordprocessingCanvas" xmlns:cx="http://schemas.microsoft.com/office/drawing/2014/chartex" xmlns:cx1="http://schemas.microsoft.com/office/drawing/2015/9/8/chartex" xmlns:cx2="http://schemas.microsoft.com/office/drawing/2015/10/21/chartex" xmlns:cx3="http://schemas.microsoft.com/office/drawing/2016/5/9/chartex" xmlns:cx4="http://schemas.microsoft.com/office/drawing/2016/5/10/chartex" xmlns:cx5="http://schemas.microsoft.com/office/drawing/2016/5/11/chartex" xmlns:cx6="http://schemas.microsoft.com/office/drawing/2016/5/12/chartex" xmlns:cx7="http://schemas.microsoft.com/office/drawing/2016/5/13/chartex" xmlns:cx8="http://schemas.microsoft.com/office/drawing/2016/5/14/chartex" xmlns:mc="http://schemas.openxmlformats.org/markup-compatibility/2006" xmlns:aink="http://schemas.microsoft.com/office/drawing/2016/ink" xmlns:am3d="http://schemas.microsoft.com/office/drawing/2017/model3d" xmlns:o="urn:schemas-microsoft-com:office:office" xmlns:oel="http://schemas.microsoft.com/office/2019/extlst" xmlns:r="http://schemas.openxmlformats.org/officeDocument/2006/relationships" xmlns:m="http://schemas.openxmlformats.org/officeDocument/2006/math" xmlns:v="urn:schemas-microsoft-com:vml" xmlns:wp14="http://schemas.microsoft.com/office/word/2010/wordprocessingDrawing" xmlns:wp="http://schemas.openxmlformats.org/drawingml/2006/wordprocessingDrawing" xmlns:w10="urn:schemas-microsoft-com:office:word" xmlns:w="http://schemas.openxmlformats.org/wordprocessingml/2006/main" xmlns:w14="http://schemas.microsoft.com/office/word/2010/wordml" xmlns:w15="http://schemas.microsoft.com/office/word/2012/wordml" xmlns:w16cex="http://schemas.microsoft.com/office/word/2018/wordml/cex" xmlns:w16cid="http://schemas.microsoft.com/office/word/2016/wordml/cid" xmlns:w16="http://schemas.microsoft.com/office/word/2018/wordml" xmlns:w16du="http://schemas.microsoft.com/office/word/2023/wordml/word16du" xmlns:w16sdtdh="http://schemas.microsoft.com/office/word/2020/wordml/sdtdatahash" xmlns:w16sdtfl="http://schemas.microsoft.com/office/word/2024/wordml/sdtformatlock" xmlns:w16se="http://schemas.microsoft.com/office/word/2015/wordml/symex" xmlns:wpg="http://schemas.microsoft.com/office/word/2010/wordprocessingGroup" xmlns:wpi="http://schemas.microsoft.com/office/word/2010/wordprocessingInk" xmlns:wne="http://schemas.microsoft.com/office/word/2006/wordml" xmlns:wps="http://schemas.microsoft.com/office/word/2010/wordprocessingShape" mc:Ignorable="w14 w15 w16se w16cid w16 w16cex w16sdtdh w16sdtfl w16du wp14">
   <w:abstractNum w:abstractNumId="0" w15:restartNumberingAfterBreak="0">
-    <w:nsid w:val="41D53D6D"/>
+    <w:nsid w:val="09CB5D09"/>
     <w:multiLevelType w:val="hybridMultilevel"/>
-    <w:tmpl w:val="588EB134"/>
-    <w:lvl w:ilvl="0" w:tplc="A478284A">
+    <w:tmpl w:val="FA04F27E"/>
+    <w:lvl w:ilvl="0" w:tplc="6E62141E">
       <w:start w:val="1"/>
       <w:numFmt w:val="decimal"/>
       <w:lvlText w:val="%1."/>
@@ -6565,52 +6565,106 @@
         <w:ind w:left="560" w:hanging="340"/>
       </w:pPr>
     </w:lvl>
-    <w:lvl w:ilvl="1" w:tplc="E6747F26">
+    <w:lvl w:ilvl="1" w:tplc="455675C8">
       <w:numFmt w:val="decimal"/>
       <w:lvlText w:val=""/>
       <w:lvlJc w:val="left"/>
     </w:lvl>
-    <w:lvl w:ilvl="2" w:tplc="50E4BABC">
+    <w:lvl w:ilvl="2" w:tplc="169A6204">
       <w:numFmt w:val="decimal"/>
       <w:lvlText w:val=""/>
       <w:lvlJc w:val="left"/>
     </w:lvl>
-    <w:lvl w:ilvl="3" w:tplc="2CE6E25A">
+    <w:lvl w:ilvl="3" w:tplc="AEB259E6">
       <w:numFmt w:val="decimal"/>
       <w:lvlText w:val=""/>
       <w:lvlJc w:val="left"/>
     </w:lvl>
-    <w:lvl w:ilvl="4" w:tplc="14DA774C">
+    <w:lvl w:ilvl="4" w:tplc="3970DAB8">
       <w:numFmt w:val="decimal"/>
       <w:lvlText w:val=""/>
       <w:lvlJc w:val="left"/>
     </w:lvl>
-    <w:lvl w:ilvl="5" w:tplc="07A0EEAC">
+    <w:lvl w:ilvl="5" w:tplc="68DE8FE0">
       <w:numFmt w:val="decimal"/>
       <w:lvlText w:val=""/>
       <w:lvlJc w:val="left"/>
     </w:lvl>
-    <w:lvl w:ilvl="6" w:tplc="C0C262BA">
+    <w:lvl w:ilvl="6" w:tplc="1A5212F4">
       <w:numFmt w:val="decimal"/>
       <w:lvlText w:val=""/>
       <w:lvlJc w:val="left"/>
     </w:lvl>
-    <w:lvl w:ilvl="7" w:tplc="F4D06934">
+    <w:lvl w:ilvl="7" w:tplc="9C3073B2">
       <w:numFmt w:val="decimal"/>
       <w:lvlText w:val=""/>
       <w:lvlJc w:val="left"/>
     </w:lvl>
-    <w:lvl w:ilvl="8" w:tplc="47C022B6">
+    <w:lvl w:ilvl="8" w:tplc="EDE27C3A">
       <w:numFmt w:val="decimal"/>
       <w:lvlText w:val=""/>
       <w:lvlJc w:val="left"/>
     </w:lvl>
   </w:abstractNum>
   <w:abstractNum w:abstractNumId="1" w15:restartNumberingAfterBreak="0">
-    <w:nsid w:val="49580465"/>
+    <w:nsid w:val="13B83EB6"/>
     <w:multiLevelType w:val="hybridMultilevel"/>
-    <w:tmpl w:val="8A66F4F0"/>
-    <w:lvl w:ilvl="0" w:tplc="51708AF4">
+    <w:tmpl w:val="F66E9104"/>
+    <w:lvl w:ilvl="0" w:tplc="DEAAD2B2">
+      <w:start w:val="1"/>
+      <w:numFmt w:val="bullet"/>
+      <w:lvlText w:val="•"/>
+      <w:lvlJc w:val="left"/>
+      <w:pPr>
+        <w:ind w:left="560" w:hanging="280"/>
+      </w:pPr>
+    </w:lvl>
+    <w:lvl w:ilvl="1" w:tplc="B36CE1B6">
+      <w:numFmt w:val="decimal"/>
+      <w:lvlText w:val=""/>
+      <w:lvlJc w:val="left"/>
+    </w:lvl>
+    <w:lvl w:ilvl="2" w:tplc="96969114">
+      <w:numFmt w:val="decimal"/>
+      <w:lvlText w:val=""/>
+      <w:lvlJc w:val="left"/>
+    </w:lvl>
+    <w:lvl w:ilvl="3" w:tplc="4460ADB8">
+      <w:numFmt w:val="decimal"/>
+      <w:lvlText w:val=""/>
+      <w:lvlJc w:val="left"/>
+    </w:lvl>
+    <w:lvl w:ilvl="4" w:tplc="FE06B22C">
+      <w:numFmt w:val="decimal"/>
+      <w:lvlText w:val=""/>
+      <w:lvlJc w:val="left"/>
+    </w:lvl>
+    <w:lvl w:ilvl="5" w:tplc="E0665156">
+      <w:numFmt w:val="decimal"/>
+      <w:lvlText w:val=""/>
+      <w:lvlJc w:val="left"/>
+    </w:lvl>
+    <w:lvl w:ilvl="6" w:tplc="EA7065A2">
+      <w:numFmt w:val="decimal"/>
+      <w:lvlText w:val=""/>
+      <w:lvlJc w:val="left"/>
+    </w:lvl>
+    <w:lvl w:ilvl="7" w:tplc="98C2DBBA">
+      <w:numFmt w:val="decimal"/>
+      <w:lvlText w:val=""/>
+      <w:lvlJc w:val="left"/>
+    </w:lvl>
+    <w:lvl w:ilvl="8" w:tplc="163EA4A6">
+      <w:numFmt w:val="decimal"/>
+      <w:lvlText w:val=""/>
+      <w:lvlJc w:val="left"/>
+    </w:lvl>
+  </w:abstractNum>
+  <w:abstractNum w:abstractNumId="2" w15:restartNumberingAfterBreak="0">
+    <w:nsid w:val="21892FA7"/>
+    <w:multiLevelType w:val="hybridMultilevel"/>
+    <w:tmpl w:val="BA665106"/>
+    <w:lvl w:ilvl="0" w:tplc="C78A9E82">
       <w:start w:val="1"/>
       <w:numFmt w:val="bullet"/>
       <w:lvlText w:val="●"/>
@@ -6619,7 +6673,7 @@
         <w:ind w:left="720" w:hanging="360"/>
       </w:pPr>
     </w:lvl>
-    <w:lvl w:ilvl="1" w:tplc="4B5EA9D8">
+    <w:lvl w:ilvl="1" w:tplc="8C8C3CE2">
       <w:start w:val="1"/>
       <w:numFmt w:val="bullet"/>
       <w:lvlText w:val="○"/>
@@ -6628,7 +6682,7 @@
         <w:ind w:left="1440" w:hanging="360"/>
       </w:pPr>
     </w:lvl>
-    <w:lvl w:ilvl="2" w:tplc="7324928A">
+    <w:lvl w:ilvl="2" w:tplc="F936393E">
       <w:start w:val="1"/>
       <w:numFmt w:val="bullet"/>
       <w:lvlText w:val="■"/>
@@ -6637,7 +6691,7 @@
         <w:ind w:left="2160" w:hanging="360"/>
       </w:pPr>
     </w:lvl>
-    <w:lvl w:ilvl="3" w:tplc="22EC3BD2">
+    <w:lvl w:ilvl="3" w:tplc="551EFC00">
       <w:start w:val="1"/>
       <w:numFmt w:val="bullet"/>
       <w:lvlText w:val="●"/>
@@ -6646,7 +6700,7 @@
         <w:ind w:left="2880" w:hanging="360"/>
       </w:pPr>
     </w:lvl>
-    <w:lvl w:ilvl="4" w:tplc="60389ED2">
+    <w:lvl w:ilvl="4" w:tplc="4E94DEE8">
       <w:start w:val="1"/>
       <w:numFmt w:val="bullet"/>
       <w:lvlText w:val="○"/>
@@ -6655,7 +6709,7 @@
         <w:ind w:left="3600" w:hanging="360"/>
       </w:pPr>
     </w:lvl>
-    <w:lvl w:ilvl="5" w:tplc="87E4A7CC">
+    <w:lvl w:ilvl="5" w:tplc="0C684D66">
       <w:start w:val="1"/>
       <w:numFmt w:val="bullet"/>
       <w:lvlText w:val="■"/>
@@ -6664,7 +6718,7 @@
         <w:ind w:left="4320" w:hanging="360"/>
       </w:pPr>
     </w:lvl>
-    <w:lvl w:ilvl="6" w:tplc="AEC4029E">
+    <w:lvl w:ilvl="6" w:tplc="8FAE7DD6">
       <w:start w:val="1"/>
       <w:numFmt w:val="bullet"/>
       <w:lvlText w:val="●"/>
@@ -6673,7 +6727,7 @@
         <w:ind w:left="5040" w:hanging="360"/>
       </w:pPr>
     </w:lvl>
-    <w:lvl w:ilvl="7" w:tplc="C26AF164">
+    <w:lvl w:ilvl="7" w:tplc="ED9868AC">
       <w:start w:val="1"/>
       <w:numFmt w:val="bullet"/>
       <w:lvlText w:val="●"/>
@@ -6682,7 +6736,7 @@
         <w:ind w:left="5760" w:hanging="360"/>
       </w:pPr>
     </w:lvl>
-    <w:lvl w:ilvl="8" w:tplc="2174DC60">
+    <w:lvl w:ilvl="8" w:tplc="01A2DBBA">
       <w:start w:val="1"/>
       <w:numFmt w:val="bullet"/>
       <w:lvlText w:val="●"/>
@@ -6692,68 +6746,14 @@
       </w:pPr>
     </w:lvl>
   </w:abstractNum>
-  <w:abstractNum w:abstractNumId="2" w15:restartNumberingAfterBreak="0">
-    <w:nsid w:val="4F5D6D4F"/>
-    <w:multiLevelType w:val="hybridMultilevel"/>
-    <w:tmpl w:val="6E2ADEB4"/>
-    <w:lvl w:ilvl="0" w:tplc="3C76CA50">
-      <w:start w:val="1"/>
-      <w:numFmt w:val="bullet"/>
-      <w:lvlText w:val="•"/>
-      <w:lvlJc w:val="left"/>
-      <w:pPr>
-        <w:ind w:left="560" w:hanging="280"/>
-      </w:pPr>
-    </w:lvl>
-    <w:lvl w:ilvl="1" w:tplc="0C1282B6">
-      <w:numFmt w:val="decimal"/>
-      <w:lvlText w:val=""/>
-      <w:lvlJc w:val="left"/>
-    </w:lvl>
-    <w:lvl w:ilvl="2" w:tplc="11BA5780">
-      <w:numFmt w:val="decimal"/>
-      <w:lvlText w:val=""/>
-      <w:lvlJc w:val="left"/>
-    </w:lvl>
-    <w:lvl w:ilvl="3" w:tplc="476A2FDA">
-      <w:numFmt w:val="decimal"/>
-      <w:lvlText w:val=""/>
-      <w:lvlJc w:val="left"/>
-    </w:lvl>
-    <w:lvl w:ilvl="4" w:tplc="27FC5B40">
-      <w:numFmt w:val="decimal"/>
-      <w:lvlText w:val=""/>
-      <w:lvlJc w:val="left"/>
-    </w:lvl>
-    <w:lvl w:ilvl="5" w:tplc="2EC82062">
-      <w:numFmt w:val="decimal"/>
-      <w:lvlText w:val=""/>
-      <w:lvlJc w:val="left"/>
-    </w:lvl>
-    <w:lvl w:ilvl="6" w:tplc="CC461AA4">
-      <w:numFmt w:val="decimal"/>
-      <w:lvlText w:val=""/>
-      <w:lvlJc w:val="left"/>
-    </w:lvl>
-    <w:lvl w:ilvl="7" w:tplc="5906A990">
-      <w:numFmt w:val="decimal"/>
-      <w:lvlText w:val=""/>
-      <w:lvlJc w:val="left"/>
-    </w:lvl>
-    <w:lvl w:ilvl="8" w:tplc="ACB642F0">
-      <w:numFmt w:val="decimal"/>
-      <w:lvlText w:val=""/>
-      <w:lvlJc w:val="left"/>
-    </w:lvl>
-  </w:abstractNum>
-  <w:num w:numId="1" w16cid:durableId="1080567907">
-    <w:abstractNumId w:val="1"/>
+  <w:num w:numId="1" w16cid:durableId="1030687719">
+    <w:abstractNumId w:val="2"/>
     <w:lvlOverride w:ilvl="0">
       <w:startOverride w:val="1"/>
     </w:lvlOverride>
   </w:num>
-  <w:num w:numId="2" w16cid:durableId="1093892280">
-    <w:abstractNumId w:val="2"/>
+  <w:num w:numId="2" w16cid:durableId="248735756">
+    <w:abstractNumId w:val="1"/>
     <w:lvlOverride w:ilvl="0">
       <w:startOverride w:val="1"/>
     </w:lvlOverride>
@@ -7346,7 +7346,7 @@
     <w:autoRedefine/>
     <w:uiPriority w:val="39"/>
     <w:unhideWhenUsed/>
-    <w:rsid w:val="00226A33"/>
+    <w:rsid w:val="002D38A6"/>
     <w:pPr>
       <w:spacing w:after="100"/>
     </w:pPr>

--- a/public/documentos/INT-04-bitacora-de-involucramiento-y-reglas-basicas.docx
+++ b/public/documentos/INT-04-bitacora-de-involucramiento-y-reglas-basicas.docx
@@ -52,7 +52,7 @@
                 <w:noProof/>
               </w:rPr>
               <w:drawing>
-                <wp:inline distT="0" distB="0" distL="0" distR="0" wp14:anchorId="0818E039" wp14:editId="3D5EA30E">
+                <wp:inline distT="0" distB="0" distL="0" distR="0" wp14:anchorId="7711111C" wp14:editId="64CA48F8">
                   <wp:extent cx="990600" cy="990600"/>
                   <wp:effectExtent l="0" t="0" r="0" b="0"/>
                   <wp:docPr id="1" name="Imagen 1"/>
@@ -171,10 +171,10 @@
                 <w:noProof/>
               </w:rPr>
               <w:drawing>
-                <wp:inline distT="0" distB="0" distL="0" distR="0" wp14:anchorId="72A21A56" wp14:editId="4FD955AB">
+                <wp:inline distT="0" distB="0" distL="0" distR="0" wp14:anchorId="3F5E3E37" wp14:editId="1D85A1F1">
                   <wp:extent cx="800100" cy="800100"/>
                   <wp:effectExtent l="0" t="0" r="0" b="0"/>
-                  <wp:docPr id="107413343" name="Imagen 107413343"/>
+                  <wp:docPr id="2093524082" name="Imagen 2093524082"/>
                   <wp:cNvGraphicFramePr>
                     <a:graphicFrameLocks xmlns:a="http://schemas.openxmlformats.org/drawingml/2006/main" noChangeAspect="1"/>
                   </wp:cNvGraphicFramePr>
@@ -1117,7 +1117,7 @@
                 <w:sz w:val="17"/>
                 <w:szCs w:val="17"/>
               </w:rPr>
-              <w:t>Responsable del modelo de Machine Learning</w:t>
+              <w:t>Responsable del modelo de Machine Learning y Product Owner</w:t>
             </w:r>
           </w:p>
         </w:tc>
@@ -2585,7 +2585,7 @@
     <w:sdt>
       <w:sdtPr>
         <w:alias w:val="Contenido"/>
-        <w:id w:val="-2036802065"/>
+        <w:id w:val="-374073334"/>
       </w:sdtPr>
       <w:sdtEndPr/>
       <w:sdtContent>
@@ -2611,7 +2611,7 @@
           <w:r>
             <w:fldChar w:fldCharType="separate"/>
           </w:r>
-          <w:hyperlink w:anchor="_Toc242549632" w:history="1">
+          <w:hyperlink w:anchor="_Toc243091692" w:history="1">
             <w:r>
               <w:rPr>
                 <w:rStyle w:val="Hipervnculo"/>
@@ -2635,7 +2635,7 @@
               <w:rPr>
                 <w:noProof/>
               </w:rPr>
-              <w:instrText xml:space="preserve"> PAGEREF _Toc242549632 \h </w:instrText>
+              <w:instrText xml:space="preserve"> PAGEREF _Toc243091692 \h </w:instrText>
             </w:r>
             <w:r>
               <w:rPr>
@@ -2675,7 +2675,7 @@
               <w14:ligatures w14:val="standardContextual"/>
             </w:rPr>
           </w:pPr>
-          <w:hyperlink w:anchor="_Toc242549633" w:history="1">
+          <w:hyperlink w:anchor="_Toc243091693" w:history="1">
             <w:r>
               <w:rPr>
                 <w:rStyle w:val="Hipervnculo"/>
@@ -2699,7 +2699,7 @@
               <w:rPr>
                 <w:noProof/>
               </w:rPr>
-              <w:instrText xml:space="preserve"> PAGEREF _Toc242549633 \h </w:instrText>
+              <w:instrText xml:space="preserve"> PAGEREF _Toc243091693 \h </w:instrText>
             </w:r>
             <w:r>
               <w:rPr>
@@ -2739,7 +2739,7 @@
               <w14:ligatures w14:val="standardContextual"/>
             </w:rPr>
           </w:pPr>
-          <w:hyperlink w:anchor="_Toc242549634" w:history="1">
+          <w:hyperlink w:anchor="_Toc243091694" w:history="1">
             <w:r>
               <w:rPr>
                 <w:rStyle w:val="Hipervnculo"/>
@@ -2763,7 +2763,7 @@
               <w:rPr>
                 <w:noProof/>
               </w:rPr>
-              <w:instrText xml:space="preserve"> PAGEREF _Toc242549634 \h </w:instrText>
+              <w:instrText xml:space="preserve"> PAGEREF _Toc243091694 \h </w:instrText>
             </w:r>
             <w:r>
               <w:rPr>
@@ -2803,7 +2803,7 @@
               <w14:ligatures w14:val="standardContextual"/>
             </w:rPr>
           </w:pPr>
-          <w:hyperlink w:anchor="_Toc242549635" w:history="1">
+          <w:hyperlink w:anchor="_Toc243091695" w:history="1">
             <w:r>
               <w:rPr>
                 <w:rStyle w:val="Hipervnculo"/>
@@ -2827,7 +2827,7 @@
               <w:rPr>
                 <w:noProof/>
               </w:rPr>
-              <w:instrText xml:space="preserve"> PAGEREF _Toc242549635 \h </w:instrText>
+              <w:instrText xml:space="preserve"> PAGEREF _Toc243091695 \h </w:instrText>
             </w:r>
             <w:r>
               <w:rPr>
@@ -2877,7 +2877,7 @@
       <w:pPr>
         <w:pStyle w:val="Ttulo1"/>
       </w:pPr>
-      <w:bookmarkStart w:id="0" w:name="_Toc242549632"/>
+      <w:bookmarkStart w:id="0" w:name="_Toc243091692"/>
       <w:r>
         <w:lastRenderedPageBreak/>
         <w:t>1. Reglas básicas</w:t>
@@ -2995,7 +2995,7 @@
       <w:pPr>
         <w:pStyle w:val="Ttulo1"/>
       </w:pPr>
-      <w:bookmarkStart w:id="1" w:name="_Toc242549633"/>
+      <w:bookmarkStart w:id="1" w:name="_Toc243091693"/>
       <w:r>
         <w:t>2. Actividades realizadas</w:t>
       </w:r>
@@ -4371,7 +4371,7 @@
       <w:pPr>
         <w:pStyle w:val="Ttulo1"/>
       </w:pPr>
-      <w:bookmarkStart w:id="2" w:name="_Toc242549634"/>
+      <w:bookmarkStart w:id="2" w:name="_Toc243091694"/>
       <w:r>
         <w:lastRenderedPageBreak/>
         <w:t>3. Asuntos surgidos del trato con los interesados</w:t>
@@ -5098,7 +5098,7 @@
       <w:pPr>
         <w:pStyle w:val="Ttulo1"/>
       </w:pPr>
-      <w:bookmarkStart w:id="3" w:name="_Toc242549635"/>
+      <w:bookmarkStart w:id="3" w:name="_Toc243091695"/>
       <w:r>
         <w:t>4. Próximas actividades</w:t>
       </w:r>
@@ -6553,10 +6553,64 @@
 <file path=word/numbering.xml><?xml version="1.0" encoding="utf-8"?>
 <w:numbering xmlns:wpc="http://schemas.microsoft.com/office/word/2010/wordprocessingCanvas" xmlns:cx="http://schemas.microsoft.com/office/drawing/2014/chartex" xmlns:cx1="http://schemas.microsoft.com/office/drawing/2015/9/8/chartex" xmlns:cx2="http://schemas.microsoft.com/office/drawing/2015/10/21/chartex" xmlns:cx3="http://schemas.microsoft.com/office/drawing/2016/5/9/chartex" xmlns:cx4="http://schemas.microsoft.com/office/drawing/2016/5/10/chartex" xmlns:cx5="http://schemas.microsoft.com/office/drawing/2016/5/11/chartex" xmlns:cx6="http://schemas.microsoft.com/office/drawing/2016/5/12/chartex" xmlns:cx7="http://schemas.microsoft.com/office/drawing/2016/5/13/chartex" xmlns:cx8="http://schemas.microsoft.com/office/drawing/2016/5/14/chartex" xmlns:mc="http://schemas.openxmlformats.org/markup-compatibility/2006" xmlns:aink="http://schemas.microsoft.com/office/drawing/2016/ink" xmlns:am3d="http://schemas.microsoft.com/office/drawing/2017/model3d" xmlns:o="urn:schemas-microsoft-com:office:office" xmlns:oel="http://schemas.microsoft.com/office/2019/extlst" xmlns:r="http://schemas.openxmlformats.org/officeDocument/2006/relationships" xmlns:m="http://schemas.openxmlformats.org/officeDocument/2006/math" xmlns:v="urn:schemas-microsoft-com:vml" xmlns:wp14="http://schemas.microsoft.com/office/word/2010/wordprocessingDrawing" xmlns:wp="http://schemas.openxmlformats.org/drawingml/2006/wordprocessingDrawing" xmlns:w10="urn:schemas-microsoft-com:office:word" xmlns:w="http://schemas.openxmlformats.org/wordprocessingml/2006/main" xmlns:w14="http://schemas.microsoft.com/office/word/2010/wordml" xmlns:w15="http://schemas.microsoft.com/office/word/2012/wordml" xmlns:w16cex="http://schemas.microsoft.com/office/word/2018/wordml/cex" xmlns:w16cid="http://schemas.microsoft.com/office/word/2016/wordml/cid" xmlns:w16="http://schemas.microsoft.com/office/word/2018/wordml" xmlns:w16du="http://schemas.microsoft.com/office/word/2023/wordml/word16du" xmlns:w16sdtdh="http://schemas.microsoft.com/office/word/2020/wordml/sdtdatahash" xmlns:w16sdtfl="http://schemas.microsoft.com/office/word/2024/wordml/sdtformatlock" xmlns:w16se="http://schemas.microsoft.com/office/word/2015/wordml/symex" xmlns:wpg="http://schemas.microsoft.com/office/word/2010/wordprocessingGroup" xmlns:wpi="http://schemas.microsoft.com/office/word/2010/wordprocessingInk" xmlns:wne="http://schemas.microsoft.com/office/word/2006/wordml" xmlns:wps="http://schemas.microsoft.com/office/word/2010/wordprocessingShape" mc:Ignorable="w14 w15 w16se w16cid w16 w16cex w16sdtdh w16sdtfl w16du wp14">
   <w:abstractNum w:abstractNumId="0" w15:restartNumberingAfterBreak="0">
-    <w:nsid w:val="09CB5D09"/>
+    <w:nsid w:val="302824DA"/>
     <w:multiLevelType w:val="hybridMultilevel"/>
-    <w:tmpl w:val="FA04F27E"/>
-    <w:lvl w:ilvl="0" w:tplc="6E62141E">
+    <w:tmpl w:val="D63A0956"/>
+    <w:lvl w:ilvl="0" w:tplc="726E4642">
+      <w:start w:val="1"/>
+      <w:numFmt w:val="bullet"/>
+      <w:lvlText w:val="•"/>
+      <w:lvlJc w:val="left"/>
+      <w:pPr>
+        <w:ind w:left="560" w:hanging="280"/>
+      </w:pPr>
+    </w:lvl>
+    <w:lvl w:ilvl="1" w:tplc="B860E7EE">
+      <w:numFmt w:val="decimal"/>
+      <w:lvlText w:val=""/>
+      <w:lvlJc w:val="left"/>
+    </w:lvl>
+    <w:lvl w:ilvl="2" w:tplc="1EB69138">
+      <w:numFmt w:val="decimal"/>
+      <w:lvlText w:val=""/>
+      <w:lvlJc w:val="left"/>
+    </w:lvl>
+    <w:lvl w:ilvl="3" w:tplc="83DE6B2E">
+      <w:numFmt w:val="decimal"/>
+      <w:lvlText w:val=""/>
+      <w:lvlJc w:val="left"/>
+    </w:lvl>
+    <w:lvl w:ilvl="4" w:tplc="3D30D3F4">
+      <w:numFmt w:val="decimal"/>
+      <w:lvlText w:val=""/>
+      <w:lvlJc w:val="left"/>
+    </w:lvl>
+    <w:lvl w:ilvl="5" w:tplc="B98249AA">
+      <w:numFmt w:val="decimal"/>
+      <w:lvlText w:val=""/>
+      <w:lvlJc w:val="left"/>
+    </w:lvl>
+    <w:lvl w:ilvl="6" w:tplc="4BEC1140">
+      <w:numFmt w:val="decimal"/>
+      <w:lvlText w:val=""/>
+      <w:lvlJc w:val="left"/>
+    </w:lvl>
+    <w:lvl w:ilvl="7" w:tplc="1C8A2C66">
+      <w:numFmt w:val="decimal"/>
+      <w:lvlText w:val=""/>
+      <w:lvlJc w:val="left"/>
+    </w:lvl>
+    <w:lvl w:ilvl="8" w:tplc="D346DA72">
+      <w:numFmt w:val="decimal"/>
+      <w:lvlText w:val=""/>
+      <w:lvlJc w:val="left"/>
+    </w:lvl>
+  </w:abstractNum>
+  <w:abstractNum w:abstractNumId="1" w15:restartNumberingAfterBreak="0">
+    <w:nsid w:val="5242655B"/>
+    <w:multiLevelType w:val="hybridMultilevel"/>
+    <w:tmpl w:val="45006474"/>
+    <w:lvl w:ilvl="0" w:tplc="565A105C">
       <w:start w:val="1"/>
       <w:numFmt w:val="decimal"/>
       <w:lvlText w:val="%1."/>
@@ -6565,106 +6619,52 @@
         <w:ind w:left="560" w:hanging="340"/>
       </w:pPr>
     </w:lvl>
-    <w:lvl w:ilvl="1" w:tplc="455675C8">
+    <w:lvl w:ilvl="1" w:tplc="0D9ED1CE">
       <w:numFmt w:val="decimal"/>
       <w:lvlText w:val=""/>
       <w:lvlJc w:val="left"/>
     </w:lvl>
-    <w:lvl w:ilvl="2" w:tplc="169A6204">
+    <w:lvl w:ilvl="2" w:tplc="67CED4B8">
       <w:numFmt w:val="decimal"/>
       <w:lvlText w:val=""/>
       <w:lvlJc w:val="left"/>
     </w:lvl>
-    <w:lvl w:ilvl="3" w:tplc="AEB259E6">
+    <w:lvl w:ilvl="3" w:tplc="32CC3126">
       <w:numFmt w:val="decimal"/>
       <w:lvlText w:val=""/>
       <w:lvlJc w:val="left"/>
     </w:lvl>
-    <w:lvl w:ilvl="4" w:tplc="3970DAB8">
+    <w:lvl w:ilvl="4" w:tplc="033C9644">
       <w:numFmt w:val="decimal"/>
       <w:lvlText w:val=""/>
       <w:lvlJc w:val="left"/>
     </w:lvl>
-    <w:lvl w:ilvl="5" w:tplc="68DE8FE0">
+    <w:lvl w:ilvl="5" w:tplc="5510C2C6">
       <w:numFmt w:val="decimal"/>
       <w:lvlText w:val=""/>
       <w:lvlJc w:val="left"/>
     </w:lvl>
-    <w:lvl w:ilvl="6" w:tplc="1A5212F4">
+    <w:lvl w:ilvl="6" w:tplc="C63A4826">
       <w:numFmt w:val="decimal"/>
       <w:lvlText w:val=""/>
       <w:lvlJc w:val="left"/>
     </w:lvl>
-    <w:lvl w:ilvl="7" w:tplc="9C3073B2">
+    <w:lvl w:ilvl="7" w:tplc="4EF8E3EC">
       <w:numFmt w:val="decimal"/>
       <w:lvlText w:val=""/>
       <w:lvlJc w:val="left"/>
     </w:lvl>
-    <w:lvl w:ilvl="8" w:tplc="EDE27C3A">
-      <w:numFmt w:val="decimal"/>
-      <w:lvlText w:val=""/>
-      <w:lvlJc w:val="left"/>
-    </w:lvl>
-  </w:abstractNum>
-  <w:abstractNum w:abstractNumId="1" w15:restartNumberingAfterBreak="0">
-    <w:nsid w:val="13B83EB6"/>
-    <w:multiLevelType w:val="hybridMultilevel"/>
-    <w:tmpl w:val="F66E9104"/>
-    <w:lvl w:ilvl="0" w:tplc="DEAAD2B2">
-      <w:start w:val="1"/>
-      <w:numFmt w:val="bullet"/>
-      <w:lvlText w:val="•"/>
-      <w:lvlJc w:val="left"/>
-      <w:pPr>
-        <w:ind w:left="560" w:hanging="280"/>
-      </w:pPr>
-    </w:lvl>
-    <w:lvl w:ilvl="1" w:tplc="B36CE1B6">
-      <w:numFmt w:val="decimal"/>
-      <w:lvlText w:val=""/>
-      <w:lvlJc w:val="left"/>
-    </w:lvl>
-    <w:lvl w:ilvl="2" w:tplc="96969114">
-      <w:numFmt w:val="decimal"/>
-      <w:lvlText w:val=""/>
-      <w:lvlJc w:val="left"/>
-    </w:lvl>
-    <w:lvl w:ilvl="3" w:tplc="4460ADB8">
-      <w:numFmt w:val="decimal"/>
-      <w:lvlText w:val=""/>
-      <w:lvlJc w:val="left"/>
-    </w:lvl>
-    <w:lvl w:ilvl="4" w:tplc="FE06B22C">
-      <w:numFmt w:val="decimal"/>
-      <w:lvlText w:val=""/>
-      <w:lvlJc w:val="left"/>
-    </w:lvl>
-    <w:lvl w:ilvl="5" w:tplc="E0665156">
-      <w:numFmt w:val="decimal"/>
-      <w:lvlText w:val=""/>
-      <w:lvlJc w:val="left"/>
-    </w:lvl>
-    <w:lvl w:ilvl="6" w:tplc="EA7065A2">
-      <w:numFmt w:val="decimal"/>
-      <w:lvlText w:val=""/>
-      <w:lvlJc w:val="left"/>
-    </w:lvl>
-    <w:lvl w:ilvl="7" w:tplc="98C2DBBA">
-      <w:numFmt w:val="decimal"/>
-      <w:lvlText w:val=""/>
-      <w:lvlJc w:val="left"/>
-    </w:lvl>
-    <w:lvl w:ilvl="8" w:tplc="163EA4A6">
+    <w:lvl w:ilvl="8" w:tplc="72661B9A">
       <w:numFmt w:val="decimal"/>
       <w:lvlText w:val=""/>
       <w:lvlJc w:val="left"/>
     </w:lvl>
   </w:abstractNum>
   <w:abstractNum w:abstractNumId="2" w15:restartNumberingAfterBreak="0">
-    <w:nsid w:val="21892FA7"/>
+    <w:nsid w:val="669D6822"/>
     <w:multiLevelType w:val="hybridMultilevel"/>
-    <w:tmpl w:val="BA665106"/>
-    <w:lvl w:ilvl="0" w:tplc="C78A9E82">
+    <w:tmpl w:val="70166FC0"/>
+    <w:lvl w:ilvl="0" w:tplc="9B861338">
       <w:start w:val="1"/>
       <w:numFmt w:val="bullet"/>
       <w:lvlText w:val="●"/>
@@ -6673,7 +6673,7 @@
         <w:ind w:left="720" w:hanging="360"/>
       </w:pPr>
     </w:lvl>
-    <w:lvl w:ilvl="1" w:tplc="8C8C3CE2">
+    <w:lvl w:ilvl="1" w:tplc="C1BA960E">
       <w:start w:val="1"/>
       <w:numFmt w:val="bullet"/>
       <w:lvlText w:val="○"/>
@@ -6682,7 +6682,7 @@
         <w:ind w:left="1440" w:hanging="360"/>
       </w:pPr>
     </w:lvl>
-    <w:lvl w:ilvl="2" w:tplc="F936393E">
+    <w:lvl w:ilvl="2" w:tplc="413CECF6">
       <w:start w:val="1"/>
       <w:numFmt w:val="bullet"/>
       <w:lvlText w:val="■"/>
@@ -6691,7 +6691,7 @@
         <w:ind w:left="2160" w:hanging="360"/>
       </w:pPr>
     </w:lvl>
-    <w:lvl w:ilvl="3" w:tplc="551EFC00">
+    <w:lvl w:ilvl="3" w:tplc="3C90DA30">
       <w:start w:val="1"/>
       <w:numFmt w:val="bullet"/>
       <w:lvlText w:val="●"/>
@@ -6700,7 +6700,7 @@
         <w:ind w:left="2880" w:hanging="360"/>
       </w:pPr>
     </w:lvl>
-    <w:lvl w:ilvl="4" w:tplc="4E94DEE8">
+    <w:lvl w:ilvl="4" w:tplc="061CA2A2">
       <w:start w:val="1"/>
       <w:numFmt w:val="bullet"/>
       <w:lvlText w:val="○"/>
@@ -6709,7 +6709,7 @@
         <w:ind w:left="3600" w:hanging="360"/>
       </w:pPr>
     </w:lvl>
-    <w:lvl w:ilvl="5" w:tplc="0C684D66">
+    <w:lvl w:ilvl="5" w:tplc="9496D0C8">
       <w:start w:val="1"/>
       <w:numFmt w:val="bullet"/>
       <w:lvlText w:val="■"/>
@@ -6718,7 +6718,7 @@
         <w:ind w:left="4320" w:hanging="360"/>
       </w:pPr>
     </w:lvl>
-    <w:lvl w:ilvl="6" w:tplc="8FAE7DD6">
+    <w:lvl w:ilvl="6" w:tplc="286289DA">
       <w:start w:val="1"/>
       <w:numFmt w:val="bullet"/>
       <w:lvlText w:val="●"/>
@@ -6727,7 +6727,7 @@
         <w:ind w:left="5040" w:hanging="360"/>
       </w:pPr>
     </w:lvl>
-    <w:lvl w:ilvl="7" w:tplc="ED9868AC">
+    <w:lvl w:ilvl="7" w:tplc="1B2011D4">
       <w:start w:val="1"/>
       <w:numFmt w:val="bullet"/>
       <w:lvlText w:val="●"/>
@@ -6736,7 +6736,7 @@
         <w:ind w:left="5760" w:hanging="360"/>
       </w:pPr>
     </w:lvl>
-    <w:lvl w:ilvl="8" w:tplc="01A2DBBA">
+    <w:lvl w:ilvl="8" w:tplc="4412CDBC">
       <w:start w:val="1"/>
       <w:numFmt w:val="bullet"/>
       <w:lvlText w:val="●"/>
@@ -6746,14 +6746,14 @@
       </w:pPr>
     </w:lvl>
   </w:abstractNum>
-  <w:num w:numId="1" w16cid:durableId="1030687719">
+  <w:num w:numId="1" w16cid:durableId="98183353">
     <w:abstractNumId w:val="2"/>
     <w:lvlOverride w:ilvl="0">
       <w:startOverride w:val="1"/>
     </w:lvlOverride>
   </w:num>
-  <w:num w:numId="2" w16cid:durableId="248735756">
-    <w:abstractNumId w:val="1"/>
+  <w:num w:numId="2" w16cid:durableId="1593129520">
+    <w:abstractNumId w:val="0"/>
     <w:lvlOverride w:ilvl="0">
       <w:startOverride w:val="1"/>
     </w:lvlOverride>
@@ -7346,7 +7346,7 @@
     <w:autoRedefine/>
     <w:uiPriority w:val="39"/>
     <w:unhideWhenUsed/>
-    <w:rsid w:val="002D38A6"/>
+    <w:rsid w:val="007C14E0"/>
     <w:pPr>
       <w:spacing w:after="100"/>
     </w:pPr>

--- a/public/documentos/INT-04-bitacora-de-involucramiento-y-reglas-basicas.docx
+++ b/public/documentos/INT-04-bitacora-de-involucramiento-y-reglas-basicas.docx
@@ -18,7 +18,7 @@
           <w:left w:w="10" w:type="dxa"/>
           <w:right w:w="10" w:type="dxa"/>
         </w:tblCellMar>
-        <w:tblLook w:val="04A0" w:firstRow="1" w:lastRow="0" w:firstColumn="1" w:lastColumn="0" w:noHBand="0" w:noVBand="1"/>
+        <w:tblLook w:val="0000" w:firstRow="0" w:lastRow="0" w:firstColumn="0" w:lastColumn="0" w:noHBand="0" w:noVBand="0"/>
       </w:tblPr>
       <w:tblGrid>
         <w:gridCol w:w="1757"/>
@@ -52,7 +52,7 @@
                 <w:noProof/>
               </w:rPr>
               <w:drawing>
-                <wp:inline distT="0" distB="0" distL="0" distR="0" wp14:anchorId="7711111C" wp14:editId="64CA48F8">
+                <wp:inline distT="0" distB="0" distL="0" distR="0" wp14:anchorId="16B32D11" wp14:editId="72D4A2D7">
                   <wp:extent cx="990600" cy="990600"/>
                   <wp:effectExtent l="0" t="0" r="0" b="0"/>
                   <wp:docPr id="1" name="Imagen 1"/>
@@ -171,10 +171,10 @@
                 <w:noProof/>
               </w:rPr>
               <w:drawing>
-                <wp:inline distT="0" distB="0" distL="0" distR="0" wp14:anchorId="3F5E3E37" wp14:editId="1D85A1F1">
+                <wp:inline distT="0" distB="0" distL="0" distR="0" wp14:anchorId="6277FEC0" wp14:editId="3074F447">
                   <wp:extent cx="800100" cy="800100"/>
                   <wp:effectExtent l="0" t="0" r="0" b="0"/>
-                  <wp:docPr id="2093524082" name="Imagen 2093524082"/>
+                  <wp:docPr id="221783406" name="Imagen 221783406"/>
                   <wp:cNvGraphicFramePr>
                     <a:graphicFrameLocks xmlns:a="http://schemas.openxmlformats.org/drawingml/2006/main" noChangeAspect="1"/>
                   </wp:cNvGraphicFramePr>
@@ -308,7 +308,7 @@
           <w:left w:w="10" w:type="dxa"/>
           <w:right w:w="10" w:type="dxa"/>
         </w:tblCellMar>
-        <w:tblLook w:val="04A0" w:firstRow="1" w:lastRow="0" w:firstColumn="1" w:lastColumn="0" w:noHBand="0" w:noVBand="1"/>
+        <w:tblLook w:val="0000" w:firstRow="0" w:lastRow="0" w:firstColumn="0" w:lastColumn="0" w:noHBand="0" w:noVBand="0"/>
       </w:tblPr>
       <w:tblGrid>
         <w:gridCol w:w="2636"/>
@@ -786,7 +786,7 @@
           <w:left w:w="10" w:type="dxa"/>
           <w:right w:w="10" w:type="dxa"/>
         </w:tblCellMar>
-        <w:tblLook w:val="04A0" w:firstRow="1" w:lastRow="0" w:firstColumn="1" w:lastColumn="0" w:noHBand="0" w:noVBand="1"/>
+        <w:tblLook w:val="0000" w:firstRow="0" w:lastRow="0" w:firstColumn="0" w:lastColumn="0" w:noHBand="0" w:noVBand="0"/>
       </w:tblPr>
       <w:tblGrid>
         <w:gridCol w:w="4042"/>
@@ -1399,7 +1399,7 @@
           <w:left w:w="10" w:type="dxa"/>
           <w:right w:w="10" w:type="dxa"/>
         </w:tblCellMar>
-        <w:tblLook w:val="04A0" w:firstRow="1" w:lastRow="0" w:firstColumn="1" w:lastColumn="0" w:noHBand="0" w:noVBand="1"/>
+        <w:tblLook w:val="0000" w:firstRow="0" w:lastRow="0" w:firstColumn="0" w:lastColumn="0" w:noHBand="0" w:noVBand="0"/>
       </w:tblPr>
       <w:tblGrid>
         <w:gridCol w:w="2636"/>
@@ -1817,7 +1817,7 @@
           <w:left w:w="10" w:type="dxa"/>
           <w:right w:w="10" w:type="dxa"/>
         </w:tblCellMar>
-        <w:tblLook w:val="04A0" w:firstRow="1" w:lastRow="0" w:firstColumn="1" w:lastColumn="0" w:noHBand="0" w:noVBand="1"/>
+        <w:tblLook w:val="0000" w:firstRow="0" w:lastRow="0" w:firstColumn="0" w:lastColumn="0" w:noHBand="0" w:noVBand="0"/>
       </w:tblPr>
       <w:tblGrid>
         <w:gridCol w:w="1054"/>
@@ -2158,7 +2158,7 @@
           <w:left w:w="10" w:type="dxa"/>
           <w:right w:w="10" w:type="dxa"/>
         </w:tblCellMar>
-        <w:tblLook w:val="04A0" w:firstRow="1" w:lastRow="0" w:firstColumn="1" w:lastColumn="0" w:noHBand="0" w:noVBand="1"/>
+        <w:tblLook w:val="0000" w:firstRow="0" w:lastRow="0" w:firstColumn="0" w:lastColumn="0" w:noHBand="0" w:noVBand="0"/>
       </w:tblPr>
       <w:tblGrid>
         <w:gridCol w:w="2636"/>
@@ -2498,7 +2498,7 @@
           <w:left w:w="10" w:type="dxa"/>
           <w:right w:w="10" w:type="dxa"/>
         </w:tblCellMar>
-        <w:tblLook w:val="04A0" w:firstRow="1" w:lastRow="0" w:firstColumn="1" w:lastColumn="0" w:noHBand="0" w:noVBand="1"/>
+        <w:tblLook w:val="0000" w:firstRow="0" w:lastRow="0" w:firstColumn="0" w:lastColumn="0" w:noHBand="0" w:noVBand="0"/>
       </w:tblPr>
       <w:tblGrid>
         <w:gridCol w:w="8787"/>
@@ -2585,7 +2585,7 @@
     <w:sdt>
       <w:sdtPr>
         <w:alias w:val="Contenido"/>
-        <w:id w:val="-374073334"/>
+        <w:id w:val="470565052"/>
       </w:sdtPr>
       <w:sdtEndPr/>
       <w:sdtContent>
@@ -2611,7 +2611,7 @@
           <w:r>
             <w:fldChar w:fldCharType="separate"/>
           </w:r>
-          <w:hyperlink w:anchor="_Toc243091692" w:history="1">
+          <w:hyperlink w:anchor="_Toc243093505" w:history="1">
             <w:r>
               <w:rPr>
                 <w:rStyle w:val="Hipervnculo"/>
@@ -2635,7 +2635,7 @@
               <w:rPr>
                 <w:noProof/>
               </w:rPr>
-              <w:instrText xml:space="preserve"> PAGEREF _Toc243091692 \h </w:instrText>
+              <w:instrText xml:space="preserve"> PAGEREF _Toc243093505 \h </w:instrText>
             </w:r>
             <w:r>
               <w:rPr>
@@ -2675,7 +2675,7 @@
               <w14:ligatures w14:val="standardContextual"/>
             </w:rPr>
           </w:pPr>
-          <w:hyperlink w:anchor="_Toc243091693" w:history="1">
+          <w:hyperlink w:anchor="_Toc243093506" w:history="1">
             <w:r>
               <w:rPr>
                 <w:rStyle w:val="Hipervnculo"/>
@@ -2699,7 +2699,7 @@
               <w:rPr>
                 <w:noProof/>
               </w:rPr>
-              <w:instrText xml:space="preserve"> PAGEREF _Toc243091693 \h </w:instrText>
+              <w:instrText xml:space="preserve"> PAGEREF _Toc243093506 \h </w:instrText>
             </w:r>
             <w:r>
               <w:rPr>
@@ -2739,7 +2739,7 @@
               <w14:ligatures w14:val="standardContextual"/>
             </w:rPr>
           </w:pPr>
-          <w:hyperlink w:anchor="_Toc243091694" w:history="1">
+          <w:hyperlink w:anchor="_Toc243093507" w:history="1">
             <w:r>
               <w:rPr>
                 <w:rStyle w:val="Hipervnculo"/>
@@ -2763,7 +2763,7 @@
               <w:rPr>
                 <w:noProof/>
               </w:rPr>
-              <w:instrText xml:space="preserve"> PAGEREF _Toc243091694 \h </w:instrText>
+              <w:instrText xml:space="preserve"> PAGEREF _Toc243093507 \h </w:instrText>
             </w:r>
             <w:r>
               <w:rPr>
@@ -2803,7 +2803,7 @@
               <w14:ligatures w14:val="standardContextual"/>
             </w:rPr>
           </w:pPr>
-          <w:hyperlink w:anchor="_Toc243091695" w:history="1">
+          <w:hyperlink w:anchor="_Toc243093508" w:history="1">
             <w:r>
               <w:rPr>
                 <w:rStyle w:val="Hipervnculo"/>
@@ -2827,7 +2827,7 @@
               <w:rPr>
                 <w:noProof/>
               </w:rPr>
-              <w:instrText xml:space="preserve"> PAGEREF _Toc243091695 \h </w:instrText>
+              <w:instrText xml:space="preserve"> PAGEREF _Toc243093508 \h </w:instrText>
             </w:r>
             <w:r>
               <w:rPr>
@@ -2877,7 +2877,7 @@
       <w:pPr>
         <w:pStyle w:val="Ttulo1"/>
       </w:pPr>
-      <w:bookmarkStart w:id="0" w:name="_Toc243091692"/>
+      <w:bookmarkStart w:id="0" w:name="_Toc243093505"/>
       <w:r>
         <w:lastRenderedPageBreak/>
         <w:t>1. Reglas básicas</w:t>
@@ -2995,7 +2995,7 @@
       <w:pPr>
         <w:pStyle w:val="Ttulo1"/>
       </w:pPr>
-      <w:bookmarkStart w:id="1" w:name="_Toc243091693"/>
+      <w:bookmarkStart w:id="1" w:name="_Toc243093506"/>
       <w:r>
         <w:t>2. Actividades realizadas</w:t>
       </w:r>
@@ -3043,7 +3043,7 @@
           <w:left w:w="10" w:type="dxa"/>
           <w:right w:w="10" w:type="dxa"/>
         </w:tblCellMar>
-        <w:tblLook w:val="04A0" w:firstRow="1" w:lastRow="0" w:firstColumn="1" w:lastColumn="0" w:noHBand="0" w:noVBand="1"/>
+        <w:tblLook w:val="0000" w:firstRow="0" w:lastRow="0" w:firstColumn="0" w:lastColumn="0" w:noHBand="0" w:noVBand="0"/>
       </w:tblPr>
       <w:tblGrid>
         <w:gridCol w:w="966"/>
@@ -4307,7 +4307,7 @@
           <w:left w:w="10" w:type="dxa"/>
           <w:right w:w="10" w:type="dxa"/>
         </w:tblCellMar>
-        <w:tblLook w:val="04A0" w:firstRow="1" w:lastRow="0" w:firstColumn="1" w:lastColumn="0" w:noHBand="0" w:noVBand="1"/>
+        <w:tblLook w:val="0000" w:firstRow="0" w:lastRow="0" w:firstColumn="0" w:lastColumn="0" w:noHBand="0" w:noVBand="0"/>
       </w:tblPr>
       <w:tblGrid>
         <w:gridCol w:w="8787"/>
@@ -4371,7 +4371,7 @@
       <w:pPr>
         <w:pStyle w:val="Ttulo1"/>
       </w:pPr>
-      <w:bookmarkStart w:id="2" w:name="_Toc243091694"/>
+      <w:bookmarkStart w:id="2" w:name="_Toc243093507"/>
       <w:r>
         <w:lastRenderedPageBreak/>
         <w:t>3. Asuntos surgidos del trato con los interesados</w:t>
@@ -4420,7 +4420,7 @@
           <w:left w:w="10" w:type="dxa"/>
           <w:right w:w="10" w:type="dxa"/>
         </w:tblCellMar>
-        <w:tblLook w:val="04A0" w:firstRow="1" w:lastRow="0" w:firstColumn="1" w:lastColumn="0" w:noHBand="0" w:noVBand="1"/>
+        <w:tblLook w:val="0000" w:firstRow="0" w:lastRow="0" w:firstColumn="0" w:lastColumn="0" w:noHBand="0" w:noVBand="0"/>
       </w:tblPr>
       <w:tblGrid>
         <w:gridCol w:w="3866"/>
@@ -5098,7 +5098,7 @@
       <w:pPr>
         <w:pStyle w:val="Ttulo1"/>
       </w:pPr>
-      <w:bookmarkStart w:id="3" w:name="_Toc243091695"/>
+      <w:bookmarkStart w:id="3" w:name="_Toc243093508"/>
       <w:r>
         <w:t>4. Próximas actividades</w:t>
       </w:r>
@@ -5146,7 +5146,7 @@
           <w:left w:w="10" w:type="dxa"/>
           <w:right w:w="10" w:type="dxa"/>
         </w:tblCellMar>
-        <w:tblLook w:val="04A0" w:firstRow="1" w:lastRow="0" w:firstColumn="1" w:lastColumn="0" w:noHBand="0" w:noVBand="1"/>
+        <w:tblLook w:val="0000" w:firstRow="0" w:lastRow="0" w:firstColumn="0" w:lastColumn="0" w:noHBand="0" w:noVBand="0"/>
       </w:tblPr>
       <w:tblGrid>
         <w:gridCol w:w="1757"/>
@@ -6553,10 +6553,10 @@
 <file path=word/numbering.xml><?xml version="1.0" encoding="utf-8"?>
 <w:numbering xmlns:wpc="http://schemas.microsoft.com/office/word/2010/wordprocessingCanvas" xmlns:cx="http://schemas.microsoft.com/office/drawing/2014/chartex" xmlns:cx1="http://schemas.microsoft.com/office/drawing/2015/9/8/chartex" xmlns:cx2="http://schemas.microsoft.com/office/drawing/2015/10/21/chartex" xmlns:cx3="http://schemas.microsoft.com/office/drawing/2016/5/9/chartex" xmlns:cx4="http://schemas.microsoft.com/office/drawing/2016/5/10/chartex" xmlns:cx5="http://schemas.microsoft.com/office/drawing/2016/5/11/chartex" xmlns:cx6="http://schemas.microsoft.com/office/drawing/2016/5/12/chartex" xmlns:cx7="http://schemas.microsoft.com/office/drawing/2016/5/13/chartex" xmlns:cx8="http://schemas.microsoft.com/office/drawing/2016/5/14/chartex" xmlns:mc="http://schemas.openxmlformats.org/markup-compatibility/2006" xmlns:aink="http://schemas.microsoft.com/office/drawing/2016/ink" xmlns:am3d="http://schemas.microsoft.com/office/drawing/2017/model3d" xmlns:o="urn:schemas-microsoft-com:office:office" xmlns:oel="http://schemas.microsoft.com/office/2019/extlst" xmlns:r="http://schemas.openxmlformats.org/officeDocument/2006/relationships" xmlns:m="http://schemas.openxmlformats.org/officeDocument/2006/math" xmlns:v="urn:schemas-microsoft-com:vml" xmlns:wp14="http://schemas.microsoft.com/office/word/2010/wordprocessingDrawing" xmlns:wp="http://schemas.openxmlformats.org/drawingml/2006/wordprocessingDrawing" xmlns:w10="urn:schemas-microsoft-com:office:word" xmlns:w="http://schemas.openxmlformats.org/wordprocessingml/2006/main" xmlns:w14="http://schemas.microsoft.com/office/word/2010/wordml" xmlns:w15="http://schemas.microsoft.com/office/word/2012/wordml" xmlns:w16cex="http://schemas.microsoft.com/office/word/2018/wordml/cex" xmlns:w16cid="http://schemas.microsoft.com/office/word/2016/wordml/cid" xmlns:w16="http://schemas.microsoft.com/office/word/2018/wordml" xmlns:w16du="http://schemas.microsoft.com/office/word/2023/wordml/word16du" xmlns:w16sdtdh="http://schemas.microsoft.com/office/word/2020/wordml/sdtdatahash" xmlns:w16sdtfl="http://schemas.microsoft.com/office/word/2024/wordml/sdtformatlock" xmlns:w16se="http://schemas.microsoft.com/office/word/2015/wordml/symex" xmlns:wpg="http://schemas.microsoft.com/office/word/2010/wordprocessingGroup" xmlns:wpi="http://schemas.microsoft.com/office/word/2010/wordprocessingInk" xmlns:wne="http://schemas.microsoft.com/office/word/2006/wordml" xmlns:wps="http://schemas.microsoft.com/office/word/2010/wordprocessingShape" mc:Ignorable="w14 w15 w16se w16cid w16 w16cex w16sdtdh w16sdtfl w16du wp14">
   <w:abstractNum w:abstractNumId="0" w15:restartNumberingAfterBreak="0">
-    <w:nsid w:val="302824DA"/>
+    <w:nsid w:val="43A72C68"/>
     <w:multiLevelType w:val="hybridMultilevel"/>
-    <w:tmpl w:val="D63A0956"/>
-    <w:lvl w:ilvl="0" w:tplc="726E4642">
+    <w:tmpl w:val="807C7AAC"/>
+    <w:lvl w:ilvl="0" w:tplc="9750477E">
       <w:start w:val="1"/>
       <w:numFmt w:val="bullet"/>
       <w:lvlText w:val="•"/>
@@ -6565,52 +6565,52 @@
         <w:ind w:left="560" w:hanging="280"/>
       </w:pPr>
     </w:lvl>
-    <w:lvl w:ilvl="1" w:tplc="B860E7EE">
+    <w:lvl w:ilvl="1" w:tplc="1556FD64">
       <w:numFmt w:val="decimal"/>
       <w:lvlText w:val=""/>
       <w:lvlJc w:val="left"/>
     </w:lvl>
-    <w:lvl w:ilvl="2" w:tplc="1EB69138">
+    <w:lvl w:ilvl="2" w:tplc="7D4C6F9A">
       <w:numFmt w:val="decimal"/>
       <w:lvlText w:val=""/>
       <w:lvlJc w:val="left"/>
     </w:lvl>
-    <w:lvl w:ilvl="3" w:tplc="83DE6B2E">
+    <w:lvl w:ilvl="3" w:tplc="D63C5D94">
       <w:numFmt w:val="decimal"/>
       <w:lvlText w:val=""/>
       <w:lvlJc w:val="left"/>
     </w:lvl>
-    <w:lvl w:ilvl="4" w:tplc="3D30D3F4">
+    <w:lvl w:ilvl="4" w:tplc="5582E34A">
       <w:numFmt w:val="decimal"/>
       <w:lvlText w:val=""/>
       <w:lvlJc w:val="left"/>
     </w:lvl>
-    <w:lvl w:ilvl="5" w:tplc="B98249AA">
+    <w:lvl w:ilvl="5" w:tplc="30743312">
       <w:numFmt w:val="decimal"/>
       <w:lvlText w:val=""/>
       <w:lvlJc w:val="left"/>
     </w:lvl>
-    <w:lvl w:ilvl="6" w:tplc="4BEC1140">
+    <w:lvl w:ilvl="6" w:tplc="B7085ECA">
       <w:numFmt w:val="decimal"/>
       <w:lvlText w:val=""/>
       <w:lvlJc w:val="left"/>
     </w:lvl>
-    <w:lvl w:ilvl="7" w:tplc="1C8A2C66">
+    <w:lvl w:ilvl="7" w:tplc="E132F2B2">
       <w:numFmt w:val="decimal"/>
       <w:lvlText w:val=""/>
       <w:lvlJc w:val="left"/>
     </w:lvl>
-    <w:lvl w:ilvl="8" w:tplc="D346DA72">
+    <w:lvl w:ilvl="8" w:tplc="1FF66410">
       <w:numFmt w:val="decimal"/>
       <w:lvlText w:val=""/>
       <w:lvlJc w:val="left"/>
     </w:lvl>
   </w:abstractNum>
   <w:abstractNum w:abstractNumId="1" w15:restartNumberingAfterBreak="0">
-    <w:nsid w:val="5242655B"/>
+    <w:nsid w:val="534C5B0D"/>
     <w:multiLevelType w:val="hybridMultilevel"/>
-    <w:tmpl w:val="45006474"/>
-    <w:lvl w:ilvl="0" w:tplc="565A105C">
+    <w:tmpl w:val="79B45F3A"/>
+    <w:lvl w:ilvl="0" w:tplc="93D4A69E">
       <w:start w:val="1"/>
       <w:numFmt w:val="decimal"/>
       <w:lvlText w:val="%1."/>
@@ -6619,52 +6619,52 @@
         <w:ind w:left="560" w:hanging="340"/>
       </w:pPr>
     </w:lvl>
-    <w:lvl w:ilvl="1" w:tplc="0D9ED1CE">
+    <w:lvl w:ilvl="1" w:tplc="799862A2">
       <w:numFmt w:val="decimal"/>
       <w:lvlText w:val=""/>
       <w:lvlJc w:val="left"/>
     </w:lvl>
-    <w:lvl w:ilvl="2" w:tplc="67CED4B8">
+    <w:lvl w:ilvl="2" w:tplc="750A9D58">
       <w:numFmt w:val="decimal"/>
       <w:lvlText w:val=""/>
       <w:lvlJc w:val="left"/>
     </w:lvl>
-    <w:lvl w:ilvl="3" w:tplc="32CC3126">
+    <w:lvl w:ilvl="3" w:tplc="E384D68A">
       <w:numFmt w:val="decimal"/>
       <w:lvlText w:val=""/>
       <w:lvlJc w:val="left"/>
     </w:lvl>
-    <w:lvl w:ilvl="4" w:tplc="033C9644">
+    <w:lvl w:ilvl="4" w:tplc="1BCEF01C">
       <w:numFmt w:val="decimal"/>
       <w:lvlText w:val=""/>
       <w:lvlJc w:val="left"/>
     </w:lvl>
-    <w:lvl w:ilvl="5" w:tplc="5510C2C6">
+    <w:lvl w:ilvl="5" w:tplc="2834B136">
       <w:numFmt w:val="decimal"/>
       <w:lvlText w:val=""/>
       <w:lvlJc w:val="left"/>
     </w:lvl>
-    <w:lvl w:ilvl="6" w:tplc="C63A4826">
+    <w:lvl w:ilvl="6" w:tplc="13447268">
       <w:numFmt w:val="decimal"/>
       <w:lvlText w:val=""/>
       <w:lvlJc w:val="left"/>
     </w:lvl>
-    <w:lvl w:ilvl="7" w:tplc="4EF8E3EC">
+    <w:lvl w:ilvl="7" w:tplc="9A20329E">
       <w:numFmt w:val="decimal"/>
       <w:lvlText w:val=""/>
       <w:lvlJc w:val="left"/>
     </w:lvl>
-    <w:lvl w:ilvl="8" w:tplc="72661B9A">
+    <w:lvl w:ilvl="8" w:tplc="269A2DFA">
       <w:numFmt w:val="decimal"/>
       <w:lvlText w:val=""/>
       <w:lvlJc w:val="left"/>
     </w:lvl>
   </w:abstractNum>
   <w:abstractNum w:abstractNumId="2" w15:restartNumberingAfterBreak="0">
-    <w:nsid w:val="669D6822"/>
+    <w:nsid w:val="56D438AA"/>
     <w:multiLevelType w:val="hybridMultilevel"/>
-    <w:tmpl w:val="70166FC0"/>
-    <w:lvl w:ilvl="0" w:tplc="9B861338">
+    <w:tmpl w:val="23F2453E"/>
+    <w:lvl w:ilvl="0" w:tplc="CE1A4038">
       <w:start w:val="1"/>
       <w:numFmt w:val="bullet"/>
       <w:lvlText w:val="●"/>
@@ -6673,7 +6673,7 @@
         <w:ind w:left="720" w:hanging="360"/>
       </w:pPr>
     </w:lvl>
-    <w:lvl w:ilvl="1" w:tplc="C1BA960E">
+    <w:lvl w:ilvl="1" w:tplc="FA2619F0">
       <w:start w:val="1"/>
       <w:numFmt w:val="bullet"/>
       <w:lvlText w:val="○"/>
@@ -6682,7 +6682,7 @@
         <w:ind w:left="1440" w:hanging="360"/>
       </w:pPr>
     </w:lvl>
-    <w:lvl w:ilvl="2" w:tplc="413CECF6">
+    <w:lvl w:ilvl="2" w:tplc="715C3276">
       <w:start w:val="1"/>
       <w:numFmt w:val="bullet"/>
       <w:lvlText w:val="■"/>
@@ -6691,7 +6691,7 @@
         <w:ind w:left="2160" w:hanging="360"/>
       </w:pPr>
     </w:lvl>
-    <w:lvl w:ilvl="3" w:tplc="3C90DA30">
+    <w:lvl w:ilvl="3" w:tplc="3FE22D3A">
       <w:start w:val="1"/>
       <w:numFmt w:val="bullet"/>
       <w:lvlText w:val="●"/>
@@ -6700,7 +6700,7 @@
         <w:ind w:left="2880" w:hanging="360"/>
       </w:pPr>
     </w:lvl>
-    <w:lvl w:ilvl="4" w:tplc="061CA2A2">
+    <w:lvl w:ilvl="4" w:tplc="752C785A">
       <w:start w:val="1"/>
       <w:numFmt w:val="bullet"/>
       <w:lvlText w:val="○"/>
@@ -6709,7 +6709,7 @@
         <w:ind w:left="3600" w:hanging="360"/>
       </w:pPr>
     </w:lvl>
-    <w:lvl w:ilvl="5" w:tplc="9496D0C8">
+    <w:lvl w:ilvl="5" w:tplc="99FCEE7A">
       <w:start w:val="1"/>
       <w:numFmt w:val="bullet"/>
       <w:lvlText w:val="■"/>
@@ -6718,7 +6718,7 @@
         <w:ind w:left="4320" w:hanging="360"/>
       </w:pPr>
     </w:lvl>
-    <w:lvl w:ilvl="6" w:tplc="286289DA">
+    <w:lvl w:ilvl="6" w:tplc="4290F7EC">
       <w:start w:val="1"/>
       <w:numFmt w:val="bullet"/>
       <w:lvlText w:val="●"/>
@@ -6727,7 +6727,7 @@
         <w:ind w:left="5040" w:hanging="360"/>
       </w:pPr>
     </w:lvl>
-    <w:lvl w:ilvl="7" w:tplc="1B2011D4">
+    <w:lvl w:ilvl="7" w:tplc="9F54CE22">
       <w:start w:val="1"/>
       <w:numFmt w:val="bullet"/>
       <w:lvlText w:val="●"/>
@@ -6736,7 +6736,7 @@
         <w:ind w:left="5760" w:hanging="360"/>
       </w:pPr>
     </w:lvl>
-    <w:lvl w:ilvl="8" w:tplc="4412CDBC">
+    <w:lvl w:ilvl="8" w:tplc="9008F4B4">
       <w:start w:val="1"/>
       <w:numFmt w:val="bullet"/>
       <w:lvlText w:val="●"/>
@@ -6746,13 +6746,13 @@
       </w:pPr>
     </w:lvl>
   </w:abstractNum>
-  <w:num w:numId="1" w16cid:durableId="98183353">
+  <w:num w:numId="1" w16cid:durableId="761487145">
     <w:abstractNumId w:val="2"/>
     <w:lvlOverride w:ilvl="0">
       <w:startOverride w:val="1"/>
     </w:lvlOverride>
   </w:num>
-  <w:num w:numId="2" w16cid:durableId="1593129520">
+  <w:num w:numId="2" w16cid:durableId="216166089">
     <w:abstractNumId w:val="0"/>
     <w:lvlOverride w:ilvl="0">
       <w:startOverride w:val="1"/>
@@ -7346,7 +7346,7 @@
     <w:autoRedefine/>
     <w:uiPriority w:val="39"/>
     <w:unhideWhenUsed/>
-    <w:rsid w:val="007C14E0"/>
+    <w:rsid w:val="0026330D"/>
     <w:pPr>
       <w:spacing w:after="100"/>
     </w:pPr>
